--- a/klagomål/A 63179-2025 FSC-klagomål.docx
+++ b/klagomål/A 63179-2025 FSC-klagomål.docx
@@ -963,7 +963,7 @@
     <w:r>
       <w:tab/>
       <w:tab/>
-      <w:t>2025-12-20</w:t>
+      <w:t>2025-12-21</w:t>
       <w:br/>
       <w:br/>
     </w:r>

--- a/klagomål/A 63179-2025 FSC-klagomål.docx
+++ b/klagomål/A 63179-2025 FSC-klagomål.docx
@@ -963,7 +963,7 @@
     <w:r>
       <w:tab/>
       <w:tab/>
-      <w:t>2025-12-21</w:t>
+      <w:t>2025-12-22</w:t>
       <w:br/>
       <w:br/>
     </w:r>

--- a/klagomål/A 63179-2025 FSC-klagomål.docx
+++ b/klagomål/A 63179-2025 FSC-klagomål.docx
@@ -963,7 +963,7 @@
     <w:r>
       <w:tab/>
       <w:tab/>
-      <w:t>2025-12-22</w:t>
+      <w:t>2025-12-26</w:t>
       <w:br/>
       <w:br/>
     </w:r>

--- a/klagomål/A 63179-2025 FSC-klagomål.docx
+++ b/klagomål/A 63179-2025 FSC-klagomål.docx
@@ -963,7 +963,7 @@
     <w:r>
       <w:tab/>
       <w:tab/>
-      <w:t>2026-01-03</w:t>
+      <w:t>2026-01-04</w:t>
       <w:br/>
       <w:br/>
     </w:r>

--- a/klagomål/A 63179-2025 FSC-klagomål.docx
+++ b/klagomål/A 63179-2025 FSC-klagomål.docx
@@ -963,7 +963,7 @@
     <w:r>
       <w:tab/>
       <w:tab/>
-      <w:t>2026-01-07</w:t>
+      <w:t>2026-01-08</w:t>
       <w:br/>
       <w:br/>
     </w:r>

--- a/klagomål/A 63179-2025 FSC-klagomål.docx
+++ b/klagomål/A 63179-2025 FSC-klagomål.docx
@@ -963,7 +963,7 @@
     <w:r>
       <w:tab/>
       <w:tab/>
-      <w:t>2026-01-08</w:t>
+      <w:t>2026-01-09</w:t>
       <w:br/>
       <w:br/>
     </w:r>

--- a/klagomål/A 63179-2025 FSC-klagomål.docx
+++ b/klagomål/A 63179-2025 FSC-klagomål.docx
@@ -963,7 +963,7 @@
     <w:r>
       <w:tab/>
       <w:tab/>
-      <w:t>2026-01-09</w:t>
+      <w:t>2026-01-10</w:t>
       <w:br/>
       <w:br/>
     </w:r>

--- a/klagomål/A 63179-2025 FSC-klagomål.docx
+++ b/klagomål/A 63179-2025 FSC-klagomål.docx
@@ -963,7 +963,7 @@
     <w:r>
       <w:tab/>
       <w:tab/>
-      <w:t>2026-01-10</w:t>
+      <w:t>2026-01-11</w:t>
       <w:br/>
       <w:br/>
     </w:r>

--- a/klagomål/A 63179-2025 FSC-klagomål.docx
+++ b/klagomål/A 63179-2025 FSC-klagomål.docx
@@ -963,7 +963,7 @@
     <w:r>
       <w:tab/>
       <w:tab/>
-      <w:t>2026-01-11</w:t>
+      <w:t>2026-01-12</w:t>
       <w:br/>
       <w:br/>
     </w:r>

--- a/klagomål/A 63179-2025 FSC-klagomål.docx
+++ b/klagomål/A 63179-2025 FSC-klagomål.docx
@@ -963,7 +963,7 @@
     <w:r>
       <w:tab/>
       <w:tab/>
-      <w:t>2026-01-12</w:t>
+      <w:t>2026-01-13</w:t>
       <w:br/>
       <w:br/>
     </w:r>

--- a/klagomål/A 63179-2025 FSC-klagomål.docx
+++ b/klagomål/A 63179-2025 FSC-klagomål.docx
@@ -963,7 +963,7 @@
     <w:r>
       <w:tab/>
       <w:tab/>
-      <w:t>2026-01-13</w:t>
+      <w:t>2026-01-14</w:t>
       <w:br/>
       <w:br/>
     </w:r>

--- a/klagomål/A 63179-2025 FSC-klagomål.docx
+++ b/klagomål/A 63179-2025 FSC-klagomål.docx
@@ -963,7 +963,7 @@
     <w:r>
       <w:tab/>
       <w:tab/>
-      <w:t>2026-01-14</w:t>
+      <w:t>2026-01-15</w:t>
       <w:br/>
       <w:br/>
     </w:r>

--- a/klagomål/A 63179-2025 FSC-klagomål.docx
+++ b/klagomål/A 63179-2025 FSC-klagomål.docx
@@ -963,7 +963,7 @@
     <w:r>
       <w:tab/>
       <w:tab/>
-      <w:t>2026-01-15</w:t>
+      <w:t>2026-01-16</w:t>
       <w:br/>
       <w:br/>
     </w:r>

--- a/klagomål/A 63179-2025 FSC-klagomål.docx
+++ b/klagomål/A 63179-2025 FSC-klagomål.docx
@@ -963,7 +963,7 @@
     <w:r>
       <w:tab/>
       <w:tab/>
-      <w:t>2026-01-16</w:t>
+      <w:t>2026-01-17</w:t>
       <w:br/>
       <w:br/>
     </w:r>

--- a/klagomål/A 63179-2025 FSC-klagomål.docx
+++ b/klagomål/A 63179-2025 FSC-klagomål.docx
@@ -963,7 +963,7 @@
     <w:r>
       <w:tab/>
       <w:tab/>
-      <w:t>2026-01-17</w:t>
+      <w:t>2026-01-18</w:t>
       <w:br/>
       <w:br/>
     </w:r>

--- a/klagomål/A 63179-2025 FSC-klagomål.docx
+++ b/klagomål/A 63179-2025 FSC-klagomål.docx
@@ -963,7 +963,7 @@
     <w:r>
       <w:tab/>
       <w:tab/>
-      <w:t>2026-01-18</w:t>
+      <w:t>2026-01-19</w:t>
       <w:br/>
       <w:br/>
     </w:r>

--- a/klagomål/A 63179-2025 FSC-klagomål.docx
+++ b/klagomål/A 63179-2025 FSC-klagomål.docx
@@ -963,7 +963,7 @@
     <w:r>
       <w:tab/>
       <w:tab/>
-      <w:t>2026-01-19</w:t>
+      <w:t>2026-01-20</w:t>
       <w:br/>
       <w:br/>
     </w:r>

--- a/klagomål/A 63179-2025 FSC-klagomål.docx
+++ b/klagomål/A 63179-2025 FSC-klagomål.docx
@@ -963,7 +963,7 @@
     <w:r>
       <w:tab/>
       <w:tab/>
-      <w:t>2026-01-20</w:t>
+      <w:t>2026-01-21</w:t>
       <w:br/>
       <w:br/>
     </w:r>

--- a/klagomål/A 63179-2025 FSC-klagomål.docx
+++ b/klagomål/A 63179-2025 FSC-klagomål.docx
@@ -963,7 +963,7 @@
     <w:r>
       <w:tab/>
       <w:tab/>
-      <w:t>2026-01-21</w:t>
+      <w:t>2026-01-23</w:t>
       <w:br/>
       <w:br/>
     </w:r>

--- a/klagomål/A 63179-2025 FSC-klagomål.docx
+++ b/klagomål/A 63179-2025 FSC-klagomål.docx
@@ -963,7 +963,7 @@
     <w:r>
       <w:tab/>
       <w:tab/>
-      <w:t>2026-01-23</w:t>
+      <w:t>2026-01-24</w:t>
       <w:br/>
       <w:br/>
     </w:r>

--- a/klagomål/A 63179-2025 FSC-klagomål.docx
+++ b/klagomål/A 63179-2025 FSC-klagomål.docx
@@ -963,7 +963,7 @@
     <w:r>
       <w:tab/>
       <w:tab/>
-      <w:t>2026-01-24</w:t>
+      <w:t>2026-01-25</w:t>
       <w:br/>
       <w:br/>
     </w:r>

--- a/klagomål/A 63179-2025 FSC-klagomål.docx
+++ b/klagomål/A 63179-2025 FSC-klagomål.docx
@@ -963,7 +963,7 @@
     <w:r>
       <w:tab/>
       <w:tab/>
-      <w:t>2026-01-25</w:t>
+      <w:t>2026-01-26</w:t>
       <w:br/>
       <w:br/>
     </w:r>

--- a/klagomål/A 63179-2025 FSC-klagomål.docx
+++ b/klagomål/A 63179-2025 FSC-klagomål.docx
@@ -963,7 +963,7 @@
     <w:r>
       <w:tab/>
       <w:tab/>
-      <w:t>2026-01-26</w:t>
+      <w:t>2026-01-27</w:t>
       <w:br/>
       <w:br/>
     </w:r>

--- a/klagomål/A 63179-2025 FSC-klagomål.docx
+++ b/klagomål/A 63179-2025 FSC-klagomål.docx
@@ -963,7 +963,7 @@
     <w:r>
       <w:tab/>
       <w:tab/>
-      <w:t>2026-01-27</w:t>
+      <w:t>2026-01-28</w:t>
       <w:br/>
       <w:br/>
     </w:r>

--- a/klagomål/A 63179-2025 FSC-klagomål.docx
+++ b/klagomål/A 63179-2025 FSC-klagomål.docx
@@ -112,7 +112,7 @@
         <w:pStyle w:val="ListBullet"/>
       </w:pPr>
       <w:r>
-        <w:t>Om ett ombud (tex Norra skog eller Mellanskog) avverkningsanmäler en skog med naturvärden motsvarande nyckelbiotops kvalité men markägaren inte är FSC certifierad, bör du skicka in ett FSC kontrollerat virke klagomål. Då ska klagomålet skickas till ombudsföretaget.</w:t>
+        <w:t>Om ett ombud (tex Norra skog eller Mellanskog) avverkningsanmäler en skog med naturvärden motsvarande nyckelbiotops kvalitet men markägaren inte är FSC certifierad, bör du skicka in ett FSC kontrollerat virke klagomål. Då ska klagomålet skickas till ombudsföretaget.</w:t>
       </w:r>
     </w:p>
     <w:p>
@@ -254,7 +254,16 @@
         <w:t>Gammelgransskål (NT)</w:t>
       </w:r>
       <w:r>
-        <w:t xml:space="preserve"> är en liten skålsvamp som växer på gamla granar med skrovlig bark. Typiska växtplatser är gransumpskog i myrkanter, bäckdråg, bäckraviner och skuggiga bergssluttningar, men också skog på torrare mark kan hysa arten om beståndet har stark naturskogskaraktär. Bestånd med arten bör behandlas som nyckelbiotoper och sparas vid en slutavverkning. Även gallring bör undvikas (SLU Artdatabanken, 2024; Nitare &amp; Skogsstyrelsen, 2019).</w:t>
+        <w:t xml:space="preserve"> är en liten skålsvamp som växer på gamla granar med skrovlig bark. Typiska växtplatser är gransumpskog i myrkanter, bäckdråg, bäckraviner och skuggiga bergssluttningar, men också skog på torrare mark kan hysa arten om beståndet har stark naturskogskaraktär. Bestånd med arten bör behandlas som nyckelbiotoper och sparas vid en slutavverkning. Även gallring bör undvikas. Gammelgransskål är typisk art för </w:t>
+      </w:r>
+      <w:r>
+        <w:rPr>
+          <w:i/>
+        </w:rPr>
+        <w:t>9010 Taiga</w:t>
+      </w:r>
+      <w:r>
+        <w:t xml:space="preserve"> (SLU Artdatabanken, 2024; Nitare &amp; Skogsstyrelsen, 2019).</w:t>
       </w:r>
     </w:p>
     <w:p>
@@ -265,7 +274,25 @@
         <w:t>Garnlav (NT)</w:t>
       </w:r>
       <w:r>
-        <w:t xml:space="preserve"> är en utpräglad barrskogsart som ibland kan drapera träden i norrländska grannaturskogar med hög luftfuktighet. Den förekommer även i talldominerade bestånd där den, förutom i trädens grenverk, påträffas hängande över ojämnheter i tallbarken. Arten har minskat starkt i södra och mellersta Sverige och den minskar även i sitt nordliga utbredningsområde. Orsaken till tillbakagången beror främst på slutavverkningar av naturskogsartade skogar. Bestånd med riklig förekomst bör regelmässigt sparas. Garnlav är värdväxt för den mycket sällsynta och akut hotade fjärilen barrskogslavfly (CR) som hör hemma i boreala barrskogar med riklig förekomst av värdväxten. Tidigare kunde arten konstateras årligen på flera platser vid Dala-Floda i Dalarna innan lokalerna kalavverkades. Senaste fyndet i landet av barrskogslavfly är från år 2000 då den påträffades vid Högberget i Sollefteå kommun (SLU Artdatabanken, 2024).</w:t>
+        <w:t xml:space="preserve"> är en utpräglad barrskogsart som ibland kan drapera träden i norrländska grannaturskogar med hög luftfuktighet. Den förekommer även i talldominerade bestånd där den, förutom i trädens grenverk, påträffas hängande över ojämnheter i tallbarken. Arten har minskat starkt i södra och mellersta Sverige och den minskar även i sitt nordliga utbredningsområde. Orsaken till tillbakagången beror främst på slutavverkningar av naturskogsartade skogar. Bestånd med riklig förekomst bör regelmässigt sparas. Garnlav är värdväxt för den mycket sällsynta och akut hotade fjärilen barrskogslavfly (CR) som hör hemma i boreala barrskogar med riklig förekomst av värdväxten. Tidigare kunde arten konstateras årligen på flera platser vid Dala-Floda i Dalarna innan lokalerna kalavverkades. Senaste fyndet i landet av barrskogslavfly är från år 2000 då den påträffades vid Högberget i Sollefteå kommun. Garnlav är typisk art för </w:t>
+      </w:r>
+      <w:r>
+        <w:rPr>
+          <w:i/>
+        </w:rPr>
+        <w:t xml:space="preserve">9010 Taiga </w:t>
+      </w:r>
+      <w:r>
+        <w:t>och</w:t>
+      </w:r>
+      <w:r>
+        <w:rPr>
+          <w:i/>
+        </w:rPr>
+        <w:t xml:space="preserve"> 9070 Trädklädd betesmark </w:t>
+      </w:r>
+      <w:r>
+        <w:t xml:space="preserve"> (SLU Artdatabanken, 2024).</w:t>
       </w:r>
     </w:p>
     <w:p>
@@ -358,7 +385,25 @@
         <w:t>Tretåig hackspett (NT, §4)</w:t>
       </w:r>
       <w:r>
-        <w:t xml:space="preserve"> är rödlistad som nära hotad och ingår i bilaga 1 i EU:s fågeldirektiv. Tretåig hackspett är för sin överlevnad beroende av kontinuerlig tillförsel av äldre döende och död ved, som sker genom naturliga självgallringsprocesser i äldre grannaturskogar och barrblandade naturskogar. Om en skog genom skogsbruk gallras eller glesas ur så upphör och uteblir i stort sett den naturliga självgallringsprocessen för mycket lång tid framöver vilket omöjliggör upprätthållandet av den kontinuerliga ekologiska funktionen i ett område. Det finns studier som visar att naturskogens självgallringsprocess som den tretåiga hackspetten är beroende av, inte kan ersättas med efterlämnad hänsyn i skogsbruket (Imbeau &amp; Desrochers, 2002). Storleken på häckningsreviret varierar med skogstypen, förekomsten av död ved och graden av fragmentering, men är i allmänhet i storleksordningen 25–100 hektar. Vintertid krävs ofta betydligt större områden och det finns studier som antyder att arten behöver minst 100 hektar äldre skog. I områden med låg bonitet kan det behövas över 200 hektar lämpligt habitat för att ett par ska kunna reproducera sig. Områden med dokumenterad permanent förekomst i naturskogsmiljöer har vanligen så stora naturvärden att skogsbruk är olämpligt (Skogsstyrelsen, 2016).</w:t>
+        <w:t xml:space="preserve"> är rödlistad som nära hotad och ingår i bilaga 1 i EU:s fågeldirektiv. Tretåig hackspett är för sin överlevnad beroende av kontinuerlig tillförsel av äldre döende och död ved, som sker genom naturliga självgallringsprocesser i äldre grannaturskogar och barrblandade naturskogar. Om en skog genom skogsbruk gallras eller glesas ur så upphör och uteblir i stort sett den naturliga självgallringsprocessen för mycket lång tid framöver vilket omöjliggör upprätthållandet av den kontinuerliga ekologiska funktionen i ett område. Det finns studier som visar att naturskogens självgallringsprocess som den tretåiga hackspetten är beroende av, inte kan ersättas med efterlämnad hänsyn i skogsbruket (Imbeau &amp; Desrochers, 2002). Storleken på häckningsreviret varierar med skogstypen, förekomsten av död ved och graden av fragmentering, men är i allmänhet i storleksordningen 25–100 hektar. Vintertid krävs ofta betydligt större områden och det finns studier som antyder att arten behöver minst 100 hektar äldre skog. I områden med låg bonitet kan det behövas över 200 hektar lämpligt habitat för att ett par ska kunna reproducera sig. Områden med dokumenterad permanent förekomst i naturskogsmiljöer har vanligen så stora naturvärden att skogsbruk är olämpligt. Tretåig hackspett är typisk art för </w:t>
+      </w:r>
+      <w:r>
+        <w:rPr>
+          <w:i/>
+        </w:rPr>
+        <w:t xml:space="preserve">9010 Taiga, 9740 Skogsbevuxen myr, 9030 Landhöjningsskog </w:t>
+      </w:r>
+      <w:r>
+        <w:t xml:space="preserve">och </w:t>
+      </w:r>
+      <w:r>
+        <w:rPr>
+          <w:i/>
+        </w:rPr>
+        <w:t>9040 Fjällbjörkskog</w:t>
+      </w:r>
+      <w:r>
+        <w:t xml:space="preserve"> (Skogsstyrelsen, 2016; SLU Artdatabanken, 2024).</w:t>
       </w:r>
     </w:p>
     <w:p>
@@ -697,7 +742,16 @@
         <w:rPr>
           <w:i/>
         </w:rPr>
-        <w:t>“Områden med dokumenterad permanent förekomst i naturskogsmiljöer har vanligen så stora naturvärden att skogsbruk är olämpligt”.</w:t>
+        <w:t>“Områden med dokumenterad permanent förekomst i naturskogsmiljöer har vanligen så stora naturvärden att skogsbruk är olämpligt”</w:t>
+      </w:r>
+      <w:r>
+        <w:t xml:space="preserve"> (SLU Artdatabanken, 2024; Skogsstyrelsen, 2016)</w:t>
+      </w:r>
+      <w:r>
+        <w:rPr>
+          <w:i/>
+        </w:rPr>
+        <w:t>.</w:t>
       </w:r>
     </w:p>
     <w:p>
@@ -707,12 +761,30 @@
     </w:p>
     <w:p>
       <w:r>
-        <w:t>Permanenta revir av tretåig hackspett karaktäriseras ofta av artens typiska ringformigt ordnade hackmärken på framför allt gamla granar. För att säkerställa att inte revir av tretåig hackspett drabbas av avverkningsplanerna bör en inventering göras i området både under häckningstid och under vintern, då arten utnyttjar betydligt större områden än under sommarens häckningsrevir. Storleken på häckningsreviret varierar med skogstypen, förekomsten av död ved och graden av fragmentering, men är i allmänhet i storleksordningen 25–100 hektar.</w:t>
+        <w:t>Permanenta revir av tretåig hackspett karaktäriseras ofta av artens typiska ringformigt ordnade hackmärken på framför allt gamla granar. För att säkerställa att inte revir av tretåig hackspett drabbas av avverkningsplanerna bör en inventering göras i området både under häckningstid och under vintern, då arten utnyttjar betydligt större områden än under sommarens häckningsrevir. Storleken på häckningsreviret varierar med skogstypen, förekomsten av död ved och graden av fragmentering, men är i allmänhet i storleksordningen 25–100 hektar (SLU Artdatabanken, 2024; Skogsstyrelsen, 2016).</w:t>
       </w:r>
     </w:p>
     <w:p>
       <w:r>
-        <w:t>Förutom fridlysning enligt §4 Artskyddsförordningen är tretåig hackspett även förtecknad i EU:s fågeldirektiv bilaga 1. Den ingår också i Natura 2000 och är förtecknad i Bernkonventionen bilaga II (strikt skyddade djurarter).</w:t>
+        <w:t xml:space="preserve">Förutom fridlysning enligt §4 Artskyddsförordningen är tretåig hackspett även förtecknad i EU:s fågeldirektiv bilaga 1. Den är typisk art för </w:t>
+      </w:r>
+      <w:r>
+        <w:rPr>
+          <w:i/>
+        </w:rPr>
+        <w:t xml:space="preserve">9010 Taiga, 9740 Skogsbevuxen myr, 9030 Landhöjningsskog </w:t>
+      </w:r>
+      <w:r>
+        <w:t xml:space="preserve">och </w:t>
+      </w:r>
+      <w:r>
+        <w:rPr>
+          <w:i/>
+        </w:rPr>
+        <w:t>9040 Fjällbjörkskog</w:t>
+      </w:r>
+      <w:r>
+        <w:t xml:space="preserve"> samt ingår i Natura 2000 och är förtecknad i Bernkonventionen bilaga II (strikt skyddade djurarter) (SLU Artdatabanken, 2024; Skogsstyrelsen, 2016).</w:t>
       </w:r>
     </w:p>
     <w:p>
@@ -734,7 +806,7 @@
         <w:t xml:space="preserve">Förekomst av tretåig hackspett Picoides tridactylus på bestånds- och landskapsnivå. </w:t>
       </w:r>
       <w:r>
-        <w:t>Ornis Svecica 6: 107–119</w:t>
+        <w:t>Ornis Svecica 6: 107–119.</w:t>
       </w:r>
     </w:p>
     <w:p>
@@ -748,7 +820,7 @@
         <w:t xml:space="preserve">Dead wood threshold values for the three-toed woodpecker presence in boreal and sub-Alpine forest. </w:t>
       </w:r>
       <w:r>
-        <w:t>Biological conservation 119(3): 305–318</w:t>
+        <w:t>Biological conservation 119(3): 305–318.</w:t>
       </w:r>
     </w:p>
     <w:p>
@@ -787,10 +859,21 @@
         <w:rPr>
           <w:i/>
         </w:rPr>
-        <w:t xml:space="preserve">Vägledning för hänsyn till fåglar – Tretåig hackspett. </w:t>
-      </w:r>
-      <w:r>
-        <w:t>www.skogsstyrelsen.se</w:t>
+        <w:t>Vägledning för hänsyn till fåglar – Tretåig hackspett.</w:t>
+      </w:r>
+    </w:p>
+    <w:p>
+      <w:r>
+        <w:t xml:space="preserve">SLU Artdatabanken, 2024. </w:t>
+      </w:r>
+      <w:r>
+        <w:rPr>
+          <w:i/>
+        </w:rPr>
+        <w:t xml:space="preserve">Artfaktablad. Naturvård – artfakta. </w:t>
+      </w:r>
+      <w:r>
+        <w:t>SLU Artdatabanken, Uppsala.</w:t>
       </w:r>
     </w:p>
     <w:p>
@@ -818,7 +901,7 @@
         <w:t xml:space="preserve">Population trends of forest birds in a Finnish Lapland landscape of large habitat blocks – Consequences of stochastic environmental variation or regional habitat alteration. </w:t>
       </w:r>
       <w:r>
-        <w:t>Biological conservation 56(2): 223–240</w:t>
+        <w:t>Biological conservation 56(2): 223–240.</w:t>
       </w:r>
     </w:p>
     <w:p>
@@ -963,7 +1046,7 @@
     <w:r>
       <w:tab/>
       <w:tab/>
-      <w:t>2026-01-28</w:t>
+      <w:t>2026-01-29</w:t>
       <w:br/>
       <w:br/>
     </w:r>

--- a/klagomål/A 63179-2025 FSC-klagomål.docx
+++ b/klagomål/A 63179-2025 FSC-klagomål.docx
@@ -1046,7 +1046,7 @@
     <w:r>
       <w:tab/>
       <w:tab/>
-      <w:t>2026-01-29</w:t>
+      <w:t>2026-01-30</w:t>
       <w:br/>
       <w:br/>
     </w:r>

--- a/klagomål/A 63179-2025 FSC-klagomål.docx
+++ b/klagomål/A 63179-2025 FSC-klagomål.docx
@@ -1046,7 +1046,7 @@
     <w:r>
       <w:tab/>
       <w:tab/>
-      <w:t>2026-01-30</w:t>
+      <w:t>2026-01-31</w:t>
       <w:br/>
       <w:br/>
     </w:r>

--- a/klagomål/A 63179-2025 FSC-klagomål.docx
+++ b/klagomål/A 63179-2025 FSC-klagomål.docx
@@ -1046,7 +1046,7 @@
     <w:r>
       <w:tab/>
       <w:tab/>
-      <w:t>2026-01-31</w:t>
+      <w:t>2026-02-01</w:t>
       <w:br/>
       <w:br/>
     </w:r>

--- a/klagomål/A 63179-2025 FSC-klagomål.docx
+++ b/klagomål/A 63179-2025 FSC-klagomål.docx
@@ -1046,7 +1046,7 @@
     <w:r>
       <w:tab/>
       <w:tab/>
-      <w:t>2026-02-22</w:t>
+      <w:t>2026-02-23</w:t>
       <w:br/>
       <w:br/>
     </w:r>

--- a/klagomål/A 63179-2025 FSC-klagomål.docx
+++ b/klagomål/A 63179-2025 FSC-klagomål.docx
@@ -1046,7 +1046,7 @@
     <w:r>
       <w:tab/>
       <w:tab/>
-      <w:t>2026-02-23</w:t>
+      <w:t>2026-02-24</w:t>
       <w:br/>
       <w:br/>
     </w:r>

--- a/klagomål/A 63179-2025 FSC-klagomål.docx
+++ b/klagomål/A 63179-2025 FSC-klagomål.docx
@@ -1046,7 +1046,7 @@
     <w:r>
       <w:tab/>
       <w:tab/>
-      <w:t>2026-02-24</w:t>
+      <w:t>2026-02-25</w:t>
       <w:br/>
       <w:br/>
     </w:r>

--- a/klagomål/A 63179-2025 FSC-klagomål.docx
+++ b/klagomål/A 63179-2025 FSC-klagomål.docx
@@ -1046,7 +1046,7 @@
     <w:r>
       <w:tab/>
       <w:tab/>
-      <w:t>2026-02-25</w:t>
+      <w:t>2026-02-26</w:t>
       <w:br/>
       <w:br/>
     </w:r>

--- a/klagomål/A 63179-2025 FSC-klagomål.docx
+++ b/klagomål/A 63179-2025 FSC-klagomål.docx
@@ -1046,7 +1046,7 @@
     <w:r>
       <w:tab/>
       <w:tab/>
-      <w:t>2026-02-26</w:t>
+      <w:t>2026-02-28</w:t>
       <w:br/>
       <w:br/>
     </w:r>

--- a/klagomål/A 63179-2025 FSC-klagomål.docx
+++ b/klagomål/A 63179-2025 FSC-klagomål.docx
@@ -1046,7 +1046,7 @@
     <w:r>
       <w:tab/>
       <w:tab/>
-      <w:t>2026-02-28</w:t>
+      <w:t>2026-03-01</w:t>
       <w:br/>
       <w:br/>
     </w:r>

--- a/klagomål/A 63179-2025 FSC-klagomål.docx
+++ b/klagomål/A 63179-2025 FSC-klagomål.docx
@@ -1046,7 +1046,7 @@
     <w:r>
       <w:tab/>
       <w:tab/>
-      <w:t>2026-03-01</w:t>
+      <w:t>2026-03-02</w:t>
       <w:br/>
       <w:br/>
     </w:r>

--- a/klagomål/A 63179-2025 FSC-klagomål.docx
+++ b/klagomål/A 63179-2025 FSC-klagomål.docx
@@ -289,7 +289,7 @@
         <w:rPr>
           <w:i/>
         </w:rPr>
-        <w:t xml:space="preserve"> 9070 Trädklädd betesmark </w:t>
+        <w:t xml:space="preserve"> 9070 Trädklädd betesmark</w:t>
       </w:r>
       <w:r>
         <w:t xml:space="preserve"> (SLU Artdatabanken, 2024).</w:t>
@@ -1046,7 +1046,7 @@
     <w:r>
       <w:tab/>
       <w:tab/>
-      <w:t>2026-03-02</w:t>
+      <w:t>2026-03-03</w:t>
       <w:br/>
       <w:br/>
     </w:r>

--- a/klagomål/A 63179-2025 FSC-klagomål.docx
+++ b/klagomål/A 63179-2025 FSC-klagomål.docx
@@ -1046,7 +1046,7 @@
     <w:r>
       <w:tab/>
       <w:tab/>
-      <w:t>2026-03-03</w:t>
+      <w:t>2026-03-04</w:t>
       <w:br/>
       <w:br/>
     </w:r>

--- a/klagomål/A 63179-2025 FSC-klagomål.docx
+++ b/klagomål/A 63179-2025 FSC-klagomål.docx
@@ -1046,7 +1046,7 @@
     <w:r>
       <w:tab/>
       <w:tab/>
-      <w:t>2026-03-04</w:t>
+      <w:t>2026-03-05</w:t>
       <w:br/>
       <w:br/>
     </w:r>

--- a/klagomål/A 63179-2025 FSC-klagomål.docx
+++ b/klagomål/A 63179-2025 FSC-klagomål.docx
@@ -1046,7 +1046,7 @@
     <w:r>
       <w:tab/>
       <w:tab/>
-      <w:t>2026-03-05</w:t>
+      <w:t>2026-03-06</w:t>
       <w:br/>
       <w:br/>
     </w:r>

--- a/klagomål/A 63179-2025 FSC-klagomål.docx
+++ b/klagomål/A 63179-2025 FSC-klagomål.docx
@@ -1046,7 +1046,7 @@
     <w:r>
       <w:tab/>
       <w:tab/>
-      <w:t>2026-03-06</w:t>
+      <w:t>2026-03-07</w:t>
       <w:br/>
       <w:br/>
     </w:r>

--- a/klagomål/A 63179-2025 FSC-klagomål.docx
+++ b/klagomål/A 63179-2025 FSC-klagomål.docx
@@ -1046,7 +1046,7 @@
     <w:r>
       <w:tab/>
       <w:tab/>
-      <w:t>2026-03-07</w:t>
+      <w:t>2026-03-08</w:t>
       <w:br/>
       <w:br/>
     </w:r>

--- a/klagomål/A 63179-2025 FSC-klagomål.docx
+++ b/klagomål/A 63179-2025 FSC-klagomål.docx
@@ -1046,7 +1046,7 @@
     <w:r>
       <w:tab/>
       <w:tab/>
-      <w:t>2026-03-08</w:t>
+      <w:t>2026-03-09</w:t>
       <w:br/>
       <w:br/>
     </w:r>

--- a/klagomål/A 63179-2025 FSC-klagomål.docx
+++ b/klagomål/A 63179-2025 FSC-klagomål.docx
@@ -1046,7 +1046,7 @@
     <w:r>
       <w:tab/>
       <w:tab/>
-      <w:t>2026-03-09</w:t>
+      <w:t>2026-03-10</w:t>
       <w:br/>
       <w:br/>
     </w:r>

--- a/klagomål/A 63179-2025 FSC-klagomål.docx
+++ b/klagomål/A 63179-2025 FSC-klagomål.docx
@@ -1046,7 +1046,7 @@
     <w:r>
       <w:tab/>
       <w:tab/>
-      <w:t>2026-03-10</w:t>
+      <w:t>2026-03-11</w:t>
       <w:br/>
       <w:br/>
     </w:r>

--- a/klagomål/A 63179-2025 FSC-klagomål.docx
+++ b/klagomål/A 63179-2025 FSC-klagomål.docx
@@ -1046,7 +1046,7 @@
     <w:r>
       <w:tab/>
       <w:tab/>
-      <w:t>2026-03-11</w:t>
+      <w:t>2026-03-12</w:t>
       <w:br/>
       <w:br/>
     </w:r>

--- a/klagomål/A 63179-2025 FSC-klagomål.docx
+++ b/klagomål/A 63179-2025 FSC-klagomål.docx
@@ -1046,7 +1046,7 @@
     <w:r>
       <w:tab/>
       <w:tab/>
-      <w:t>2026-03-12</w:t>
+      <w:t>2026-03-13</w:t>
       <w:br/>
       <w:br/>
     </w:r>

--- a/klagomål/A 63179-2025 FSC-klagomål.docx
+++ b/klagomål/A 63179-2025 FSC-klagomål.docx
@@ -1073,7 +1073,7 @@
     <w:r>
       <w:tab/>
       <w:tab/>
-      <w:t>2026-04-14</w:t>
+      <w:t>2026-04-15</w:t>
       <w:br/>
       <w:br/>
     </w:r>

--- a/klagomål/A 63179-2025 FSC-klagomål.docx
+++ b/klagomål/A 63179-2025 FSC-klagomål.docx
@@ -1073,7 +1073,7 @@
     <w:r>
       <w:tab/>
       <w:tab/>
-      <w:t>2026-04-15</w:t>
+      <w:t>2026-04-16</w:t>
       <w:br/>
       <w:br/>
     </w:r>

--- a/klagomål/A 63179-2025 FSC-klagomål.docx
+++ b/klagomål/A 63179-2025 FSC-klagomål.docx
@@ -1073,7 +1073,7 @@
     <w:r>
       <w:tab/>
       <w:tab/>
-      <w:t>2026-04-16</w:t>
+      <w:t>2026-04-17</w:t>
       <w:br/>
       <w:br/>
     </w:r>

--- a/klagomål/A 63179-2025 FSC-klagomål.docx
+++ b/klagomål/A 63179-2025 FSC-klagomål.docx
@@ -1073,7 +1073,7 @@
     <w:r>
       <w:tab/>
       <w:tab/>
-      <w:t>2026-04-17</w:t>
+      <w:t>2026-04-18</w:t>
       <w:br/>
       <w:br/>
     </w:r>

--- a/klagomål/A 63179-2025 FSC-klagomål.docx
+++ b/klagomål/A 63179-2025 FSC-klagomål.docx
@@ -1073,7 +1073,7 @@
     <w:r>
       <w:tab/>
       <w:tab/>
-      <w:t>2026-04-18</w:t>
+      <w:t>2026-04-19</w:t>
       <w:br/>
       <w:br/>
     </w:r>

--- a/klagomål/A 63179-2025 FSC-klagomål.docx
+++ b/klagomål/A 63179-2025 FSC-klagomål.docx
@@ -1073,7 +1073,7 @@
     <w:r>
       <w:tab/>
       <w:tab/>
-      <w:t>2026-04-19</w:t>
+      <w:t>2026-04-20</w:t>
       <w:br/>
       <w:br/>
     </w:r>

--- a/klagomål/A 63179-2025 FSC-klagomål.docx
+++ b/klagomål/A 63179-2025 FSC-klagomål.docx
@@ -1073,7 +1073,7 @@
     <w:r>
       <w:tab/>
       <w:tab/>
-      <w:t>2026-04-20</w:t>
+      <w:t>2026-04-21</w:t>
       <w:br/>
       <w:br/>
     </w:r>

--- a/klagomål/A 63179-2025 FSC-klagomål.docx
+++ b/klagomål/A 63179-2025 FSC-klagomål.docx
@@ -1073,7 +1073,7 @@
     <w:r>
       <w:tab/>
       <w:tab/>
-      <w:t>2026-04-21</w:t>
+      <w:t>2026-04-22</w:t>
       <w:br/>
       <w:br/>
     </w:r>

--- a/klagomål/A 63179-2025 FSC-klagomål.docx
+++ b/klagomål/A 63179-2025 FSC-klagomål.docx
@@ -1073,7 +1073,7 @@
     <w:r>
       <w:tab/>
       <w:tab/>
-      <w:t>2026-04-22</w:t>
+      <w:t>2026-04-23</w:t>
       <w:br/>
       <w:br/>
     </w:r>

--- a/klagomål/A 63179-2025 FSC-klagomål.docx
+++ b/klagomål/A 63179-2025 FSC-klagomål.docx
@@ -1073,7 +1073,7 @@
     <w:r>
       <w:tab/>
       <w:tab/>
-      <w:t>2026-04-23</w:t>
+      <w:t>2026-04-24</w:t>
       <w:br/>
       <w:br/>
     </w:r>

--- a/klagomål/A 63179-2025 FSC-klagomål.docx
+++ b/klagomål/A 63179-2025 FSC-klagomål.docx
@@ -1073,7 +1073,7 @@
     <w:r>
       <w:tab/>
       <w:tab/>
-      <w:t>2026-04-24</w:t>
+      <w:t>2026-04-25</w:t>
       <w:br/>
       <w:br/>
     </w:r>

--- a/klagomål/A 63179-2025 FSC-klagomål.docx
+++ b/klagomål/A 63179-2025 FSC-klagomål.docx
@@ -1073,7 +1073,7 @@
     <w:r>
       <w:tab/>
       <w:tab/>
-      <w:t>2026-04-25</w:t>
+      <w:t>2026-04-26</w:t>
       <w:br/>
       <w:br/>
     </w:r>

--- a/klagomål/A 63179-2025 FSC-klagomål.docx
+++ b/klagomål/A 63179-2025 FSC-klagomål.docx
@@ -1073,7 +1073,7 @@
     <w:r>
       <w:tab/>
       <w:tab/>
-      <w:t>2026-04-26</w:t>
+      <w:t>2026-04-27</w:t>
       <w:br/>
       <w:br/>
     </w:r>

--- a/klagomål/A 63179-2025 FSC-klagomål.docx
+++ b/klagomål/A 63179-2025 FSC-klagomål.docx
@@ -1073,7 +1073,7 @@
     <w:r>
       <w:tab/>
       <w:tab/>
-      <w:t>2026-04-27</w:t>
+      <w:t>2026-04-28</w:t>
       <w:br/>
       <w:br/>
     </w:r>

--- a/klagomål/A 63179-2025 FSC-klagomål.docx
+++ b/klagomål/A 63179-2025 FSC-klagomål.docx
@@ -1073,7 +1073,7 @@
     <w:r>
       <w:tab/>
       <w:tab/>
-      <w:t>2026-04-28</w:t>
+      <w:t>2026-04-29</w:t>
       <w:br/>
       <w:br/>
     </w:r>

--- a/klagomål/A 63179-2025 FSC-klagomål.docx
+++ b/klagomål/A 63179-2025 FSC-klagomål.docx
@@ -1073,7 +1073,7 @@
     <w:r>
       <w:tab/>
       <w:tab/>
-      <w:t>2026-04-29</w:t>
+      <w:t>2026-04-30</w:t>
       <w:br/>
       <w:br/>
     </w:r>

--- a/klagomål/A 63179-2025 FSC-klagomål.docx
+++ b/klagomål/A 63179-2025 FSC-klagomål.docx
@@ -1073,7 +1073,7 @@
     <w:r>
       <w:tab/>
       <w:tab/>
-      <w:t>2026-06-15</w:t>
+      <w:t>2026-06-16</w:t>
       <w:br/>
       <w:br/>
     </w:r>

--- a/klagomål/A 63179-2025 FSC-klagomål.docx
+++ b/klagomål/A 63179-2025 FSC-klagomål.docx
@@ -1073,7 +1073,7 @@
     <w:r>
       <w:tab/>
       <w:tab/>
-      <w:t>2026-06-16</w:t>
+      <w:t>2026-06-17</w:t>
       <w:br/>
       <w:br/>
     </w:r>

--- a/klagomål/A 63179-2025 FSC-klagomål.docx
+++ b/klagomål/A 63179-2025 FSC-klagomål.docx
@@ -1,6 +1,6 @@
 
 <file path=word/document.xml><?xml version="1.0" encoding="utf-8"?>
-<w:document xmlns:wpc="http://schemas.microsoft.com/office/word/2010/wordprocessingCanvas" xmlns:cx="http://schemas.microsoft.com/office/drawing/2014/chartex" xmlns:cx1="http://schemas.microsoft.com/office/drawing/2015/9/8/chartex" xmlns:cx2="http://schemas.microsoft.com/office/drawing/2015/10/21/chartex" xmlns:cx3="http://schemas.microsoft.com/office/drawing/2016/5/9/chartex" xmlns:cx4="http://schemas.microsoft.com/office/drawing/2016/5/10/chartex" xmlns:cx5="http://schemas.microsoft.com/office/drawing/2016/5/11/chartex" xmlns:cx6="http://schemas.microsoft.com/office/drawing/2016/5/12/chartex" xmlns:cx7="http://schemas.microsoft.com/office/drawing/2016/5/13/chartex" xmlns:cx8="http://schemas.microsoft.com/office/drawing/2016/5/14/chartex" xmlns:mc="http://schemas.openxmlformats.org/markup-compatibility/2006" xmlns:aink="http://schemas.microsoft.com/office/drawing/2016/ink" xmlns:am3d="http://schemas.microsoft.com/office/drawing/2017/model3d" xmlns:o="urn:schemas-microsoft-com:office:office" xmlns:oel="http://schemas.microsoft.com/office/2019/extlst" xmlns:r="http://schemas.openxmlformats.org/officeDocument/2006/relationships" xmlns:m="http://schemas.openxmlformats.org/officeDocument/2006/math" xmlns:v="urn:schemas-microsoft-com:vml" xmlns:wp14="http://schemas.microsoft.com/office/word/2010/wordprocessingDrawing" xmlns:wp="http://schemas.openxmlformats.org/drawingml/2006/wordprocessingDrawing" xmlns:w10="urn:schemas-microsoft-com:office:word" xmlns:w="http://schemas.openxmlformats.org/wordprocessingml/2006/main" xmlns:w14="http://schemas.microsoft.com/office/word/2010/wordml" xmlns:w15="http://schemas.microsoft.com/office/word/2012/wordml" xmlns:w16cex="http://schemas.microsoft.com/office/word/2018/wordml/cex" xmlns:w16cid="http://schemas.microsoft.com/office/word/2016/wordml/cid" xmlns:w16="http://schemas.microsoft.com/office/word/2018/wordml" xmlns:w16sdtdh="http://schemas.microsoft.com/office/word/2020/wordml/sdtdatahash" xmlns:w16se="http://schemas.microsoft.com/office/word/2015/wordml/symex" xmlns:wpg="http://schemas.microsoft.com/office/word/2010/wordprocessingGroup" xmlns:wpi="http://schemas.microsoft.com/office/word/2010/wordprocessingInk" xmlns:wne="http://schemas.microsoft.com/office/word/2006/wordml" xmlns:wps="http://schemas.microsoft.com/office/word/2010/wordprocessingShape" mc:Ignorable="w14 w15 w16se w16cid w16 w16cex w16sdtdh wp14">
+<w:document xmlns:wpc="http://schemas.microsoft.com/office/word/2010/wordprocessingCanvas" xmlns:cx="http://schemas.microsoft.com/office/drawing/2014/chartex" xmlns:cx1="http://schemas.microsoft.com/office/drawing/2015/9/8/chartex" xmlns:cx2="http://schemas.microsoft.com/office/drawing/2015/10/21/chartex" xmlns:cx3="http://schemas.microsoft.com/office/drawing/2016/5/9/chartex" xmlns:cx4="http://schemas.microsoft.com/office/drawing/2016/5/10/chartex" xmlns:cx5="http://schemas.microsoft.com/office/drawing/2016/5/11/chartex" xmlns:cx6="http://schemas.microsoft.com/office/drawing/2016/5/12/chartex" xmlns:cx7="http://schemas.microsoft.com/office/drawing/2016/5/13/chartex" xmlns:cx8="http://schemas.microsoft.com/office/drawing/2016/5/14/chartex" xmlns:mc="http://schemas.openxmlformats.org/markup-compatibility/2006" xmlns:aink="http://schemas.microsoft.com/office/drawing/2016/ink" xmlns:am3d="http://schemas.microsoft.com/office/drawing/2017/model3d" xmlns:o="urn:schemas-microsoft-com:office:office" xmlns:oel="http://schemas.microsoft.com/office/2019/extlst" xmlns:r="http://schemas.openxmlformats.org/officeDocument/2006/relationships" xmlns:m="http://schemas.openxmlformats.org/officeDocument/2006/math" xmlns:v="urn:schemas-microsoft-com:vml" xmlns:wp14="http://schemas.microsoft.com/office/word/2010/wordprocessingDrawing" xmlns:wp="http://schemas.openxmlformats.org/drawingml/2006/wordprocessingDrawing" xmlns:w10="urn:schemas-microsoft-com:office:word" xmlns:w="http://schemas.openxmlformats.org/wordprocessingml/2006/main" xmlns:w14="http://schemas.microsoft.com/office/word/2010/wordml" xmlns:w15="http://schemas.microsoft.com/office/word/2012/wordml" xmlns:w16cex="http://schemas.microsoft.com/office/word/2018/wordml/cex" xmlns:w16cid="http://schemas.microsoft.com/office/word/2016/wordml/cid" xmlns:w16="http://schemas.microsoft.com/office/word/2018/wordml" xmlns:w16du="http://schemas.microsoft.com/office/word/2023/wordml/word16du" xmlns:w16sdtdh="http://schemas.microsoft.com/office/word/2020/wordml/sdtdatahash" xmlns:w16sdtfl="http://schemas.microsoft.com/office/word/2024/wordml/sdtformatlock" xmlns:w16se="http://schemas.microsoft.com/office/word/2015/wordml/symex" xmlns:wpg="http://schemas.microsoft.com/office/word/2010/wordprocessingGroup" xmlns:wpi="http://schemas.microsoft.com/office/word/2010/wordprocessingInk" xmlns:wne="http://schemas.microsoft.com/office/word/2006/wordml" xmlns:wps="http://schemas.microsoft.com/office/word/2010/wordprocessingShape" mc:Ignorable="w14 w15 w16se w16cid w16 w16cex w16sdtdh w16sdtfl w16du wp14">
   <w:body>
     <w:p>
       <w:r>
@@ -168,7 +168,7 @@
     </w:p>
     <w:p>
       <w:r>
-        <w:t>Detta dokument behandlar höga naturvärden i avverkningsanmälan A 63179-2025 i Åre kommun. Denna avverkningsanmälan inkom 2025-12-19 10:07:54 och omfattar 6,0 ha.</w:t>
+        <w:t>Detta dokument behandlar höga naturvärden i avverkningsanmälan A 63179-2025 i Åre kommun som inkom 2025-12-19 och omfattar 6,0 ha.</w:t>
       </w:r>
     </w:p>
     <w:p>
@@ -191,12 +191,15 @@
     </w:p>
     <w:p>
       <w:r>
-        <w:t>I avverkningsanmälan har följande 8 naturvårdsarter hittats: norsk näverlav (VU), gammelgransskål (NT), garnlav (NT), granticka (NT), kavernularia (NT), liten svartspik (NT), tretåig hackspett (NT, §4) och vitgrynig nållav (NT). Av dessa är 8 rödlistade. För rödlistade arter har rödlistekategorin angivits inom parentes. För fridlysta arter anges även paragrafen i Artskyddsförordningen som arten är fridlyst enligt.</w:t>
+        <w:t>I och inom 5 meter från avverkningsanmälan har följande 11 naturvårdsarter hittats: garnlav (VU, T), norsk näverlav (VU), gammelgransskål (NT, T), kavernularia (NT), liten svartspik (NT), skrovellav (NT, T), tretåig hackspett (NT, T, §4), vitgrynig nållav (NT), norrlandslav (S, T), stuplav (S, T) och brudsporre (§8). Av dessa är 8 rödlistade. För rödlistade arter har rödlistekategorin angivits inom parentes. Arter som är signalarter enligt Skogsstyrelsen har markerats med (S). Typiska arter inom Natura 2000 som är kopplade till skogsekosystem har markerats med (T). För fridlysta arter anges även paragrafen i Artskyddsförordningen som arten är fridlyst enligt.</w:t>
       </w:r>
     </w:p>
     <w:p>
       <w:r>
-        <w:t>De påträffade naturvårdsarterna är ett tydligt kvitto på att detta rör sig om en skog med höga naturvärden. I Figur 1 visas en karta över det avverkningsanmälda området, där samtliga fyndplatser för naturvårdsarter som finns registrerade på Artportalen har markerats.</w:t>
+        <w:t>De påträffade naturvårdsarterna är ett tydligt kvitto på att det rör sig om en skog med höga naturvärden.</w:t>
+      </w:r>
+      <w:r>
+        <w:t xml:space="preserve"> I Figur 1 visas fyndplatser för naturvårdsarter i området, som finns registrerade på Artportalen.</w:t>
       </w:r>
     </w:p>
     <w:p>
@@ -206,7 +209,7 @@
       <w:r>
         <w:drawing>
           <wp:inline xmlns:a="http://schemas.openxmlformats.org/drawingml/2006/main" xmlns:pic="http://schemas.openxmlformats.org/drawingml/2006/picture">
-            <wp:extent cx="5486400" cy="5248645"/>
+            <wp:extent cx="5486400" cy="5055549"/>
             <wp:docPr id="1" name="Picture 1"/>
             <wp:cNvGraphicFramePr>
               <a:graphicFrameLocks noChangeAspect="1"/>
@@ -227,7 +230,7 @@
                   <pic:spPr>
                     <a:xfrm>
                       <a:off x="0" y="0"/>
-                      <a:ext cx="5486400" cy="5248645"/>
+                      <a:ext cx="5486400" cy="5055549"/>
                     </a:xfrm>
                     <a:prstGeom prst="rect"/>
                   </pic:spPr>
@@ -241,9 +244,79 @@
     <w:p>
       <w:pPr>
         <w:pStyle w:val="Caption"/>
+        <w:spacing w:after="240"/>
       </w:pPr>
       <w:r>
-        <w:t>Figur 1. Fyndplatser för naturvårdsarter i det avverkningsanmälda området (röd linje). Markörer utan svart kant är placerade på fyndplatsen. Markörer med svart kant är placerade vid sidan av fyndplatsen och har ett svart streck som visar fyndplatsens exakta position. Kartans mittpunktskoordinat är N 7048126, E 417577 i SWEREF 99 TM.</w:t>
+        <w:t>Figur 1. Fyndplatser för naturvårdsarter i och inom 5 meter från avverkningsanmälan (röd linje). Markörer utan svart kant är placerade på fyndplatsen. Markörer med svart kant är placerade vid sidan av fyndplatsen och har ett svart streck som visar fyndplatsens exakta position. Kartans mittpunktskoordinat är N 7048126, E 417577 i SWEREF 99 TM.</w:t>
+      </w:r>
+    </w:p>
+    <w:p>
+      <w:pPr>
+        <w:pStyle w:val="Heading2"/>
+      </w:pPr>
+      <w:r>
+        <w:t>Fridlysta arter</w:t>
+      </w:r>
+    </w:p>
+    <w:p>
+      <w:r>
+        <w:t>Följande fridlysta arter har sina livsmiljöer och växtplatser i den avverkningsanmälda skogen: tretåig hackspett (NT, T, §4) och brudsporre (§8).</w:t>
+      </w:r>
+    </w:p>
+    <w:p>
+      <w:r>
+        <w:t xml:space="preserve">Observera att medlemsländerna är skyldiga att agera i enlighet med EU:s fågeldirektiv där det uttryckligen står att direktivet gäller för fåglar samt för deras ägg, bon och </w:t>
+      </w:r>
+      <w:r>
+        <w:rPr>
+          <w:b/>
+        </w:rPr>
+        <w:t xml:space="preserve">livsmiljöer </w:t>
+      </w:r>
+      <w:r>
+        <w:t>(artikel 1). Vidare att de åtgärder som vidtas inte får leda till en försämring av den nuvarande situationen beträffande bevarandet av de fågelarter som avses i artikel 1 (artikel 13). Fågeldirektivet är styrande för tillsynsansvariga myndigheters ärendehantering, ställningstaganden och beslutsfattande.</w:t>
+      </w:r>
+    </w:p>
+    <w:p>
+      <w:r>
+        <w:rPr>
+          <w:b/>
+        </w:rPr>
+        <w:t>Tretåig hackspett (NT, §4)</w:t>
+      </w:r>
+      <w:r>
+        <w:t xml:space="preserve"> är rödlistad som nära hotad och ingår i bilaga 1 i EU:s fågeldirektiv. Tretåig hackspett är för sin överlevnad beroende av kontinuerlig tillförsel av äldre döende och död ved, som sker genom naturliga självgallringsprocesser i äldre grannaturskogar och barrblandade naturskogar. Om en skog genom skogsbruk gallras eller glesas ur så upphör och uteblir i stort sett den naturliga självgallringsprocessen för mycket lång tid framöver vilket omöjliggör upprätthållandet av den kontinuerliga ekologiska funktionen i ett område. Det finns studier som visar att naturskogens självgallringsprocess som den tretåiga hackspetten är beroende av, inte kan ersättas med efterlämnad hänsyn i skogsbruket (Imbeau &amp; Desrochers, 2002). Storleken på häckningsreviret varierar med skogstypen, förekomsten av död ved och graden av fragmentering, men är i allmänhet i storleksordningen 25–100 hektar. Vintertid krävs ofta betydligt större områden och det finns studier som antyder att arten behöver minst 100 hektar äldre skog. I områden med låg bonitet kan det behövas över 200 hektar lämpligt habitat för att ett par ska kunna reproducera sig. Områden med dokumenterad permanent förekomst i naturskogsmiljöer har vanligen så stora naturvärden att skogsbruk är olämpligt. Tretåig hackspett är typisk art för </w:t>
+      </w:r>
+      <w:r>
+        <w:rPr>
+          <w:i/>
+        </w:rPr>
+        <w:t xml:space="preserve">9010 Taiga, 9740 Skogsbevuxen myr, 9030 Landhöjningsskog </w:t>
+      </w:r>
+      <w:r>
+        <w:t xml:space="preserve">och </w:t>
+      </w:r>
+      <w:r>
+        <w:rPr>
+          <w:i/>
+        </w:rPr>
+        <w:t>9040 Fjällbjörkskog</w:t>
+      </w:r>
+      <w:r>
+        <w:t xml:space="preserve"> (Skogsstyrelsen, 2016; SLU Artdatabanken, 2024).</w:t>
+      </w:r>
+    </w:p>
+    <w:p>
+      <w:r>
+        <w:t>I BILAGA 1 finns mer detaljerad information om ekologi samt krav på livsmiljö hos fridlysta arter.</w:t>
+      </w:r>
+    </w:p>
+    <w:p>
+      <w:pPr>
+        <w:pStyle w:val="Heading2"/>
+      </w:pPr>
+      <w:r>
+        <w:t>Övriga naturvårdsarter</w:t>
       </w:r>
     </w:p>
     <w:p>
@@ -300,44 +373,6 @@
         <w:rPr>
           <w:b/>
         </w:rPr>
-        <w:t>Granticka</w:t>
-      </w:r>
-      <w:r>
-        <w:t xml:space="preserve"> förekommer främst i äldre skogar med naturskogskaraktär, liksom i dimensionsavverkade och plockhuggna skogar. I äldre grannaturskog i norra Sverige är den alltjämt en förhållandevis vanlig karaktärsart, medan den längre söderut blir allt mer sällsynt. I Götaland och delar av Svealand är den en god signalart för skyddsvärda granskogsmiljöer. Arten bedöms ha minskat starkt under senare år på grund av skogsavverkningar, då den framför allt växer i äldre granskog med långvarig grankontinuitet. I urskogsliknande bestånd i norra Sverige kan ibland påträffas den mycket sällsynta tickan grantickeporing (VU), som lever på döda grantickor. Det som tidigare inbegripit grantickan har visat sig röra sig om två arter; tajgagranticka </w:t>
-      </w:r>
-      <w:r>
-        <w:rPr>
-          <w:i/>
-        </w:rPr>
-        <w:t>Porodaedalea abietis</w:t>
-      </w:r>
-      <w:r>
-        <w:t xml:space="preserve"> (LC) och </w:t>
-      </w:r>
-      <w:r>
-        <w:rPr>
-          <w:i/>
-        </w:rPr>
-        <w:t>Porodaedalea chrysoloma</w:t>
-      </w:r>
-      <w:r>
-        <w:t xml:space="preserve"> (DD). Den nordligare arten, tajgagranticka, bildar större fruktkroppar och har sin främsta förekomst i norra Sverige, medan den mer tunnköttiga arten, </w:t>
-      </w:r>
-      <w:r>
-        <w:rPr>
-          <w:i/>
-        </w:rPr>
-        <w:t>P. chrysoloma</w:t>
-      </w:r>
-      <w:r>
-        <w:t>, förekommer i sydöstra Sverige och på Gotland (SLU Artdatabanken, 2026; Nitare &amp; Skogsstyrelsen, 2019).</w:t>
-      </w:r>
-    </w:p>
-    <w:p>
-      <w:r>
-        <w:rPr>
-          <w:b/>
-        </w:rPr>
         <w:t>Kavernularia (NT)</w:t>
       </w:r>
       <w:r>
@@ -360,10 +395,142 @@
         <w:rPr>
           <w:b/>
         </w:rPr>
+        <w:t xml:space="preserve">Norrlandslav </w:t>
+      </w:r>
+      <w:r>
+        <w:t xml:space="preserve">indikerar söder om den naturliga norrlandsgränsen barrskogsbeklädda bergbranter eller andra ostörda skogsmiljöer med höga naturvärden. Norrlandslav är typisk art för </w:t>
+      </w:r>
+      <w:r>
+        <w:rPr>
+          <w:i/>
+        </w:rPr>
+        <w:t xml:space="preserve">9010 Taiga, 8110 Silikatrasmarker </w:t>
+      </w:r>
+      <w:r>
+        <w:t>och</w:t>
+      </w:r>
+      <w:r>
+        <w:rPr>
+          <w:i/>
+        </w:rPr>
+        <w:t xml:space="preserve"> 8120 Kalkrasmarker </w:t>
+      </w:r>
+      <w:r>
+        <w:t>(Nitare &amp; Skogsstyrelsen, 2000; SLU Artdatabanken, 2025).</w:t>
+      </w:r>
+    </w:p>
+    <w:p>
+      <w:r>
+        <w:rPr>
+          <w:b/>
+        </w:rPr>
         <w:t>Norsk näverlav (VU)</w:t>
       </w:r>
       <w:r>
         <w:t>, rödlistad som sårbar, är en suboceanisk art och påträffas bara i områden med hög och jämn luftfuktighet. Den växer i fuktiga granskogar, främst på stammar eller grenar av äldre björkar och granar. Arten är placerad i toppen av Skogsstyrelsens värdepyramid för bedömning av skog med höga naturvärden och försvinner eller missgynnas starkt vid all form av avverkning på eller i anslutning till lokalerna. Norsk näverlav har en hög andel av sin världspopulation i Norge och Sverige vilket medför ett särskilt ansvar för arten (Nitare &amp; Skogsstyrelsen, 2019; SLU Artdatabanken, 2024).</w:t>
+      </w:r>
+    </w:p>
+    <w:p>
+      <w:r>
+        <w:rPr>
+          <w:b/>
+        </w:rPr>
+        <w:t>Skrovellav (NT)</w:t>
+      </w:r>
+      <w:r>
+        <w:t xml:space="preserve"> växer på gamla lövträd och på klippor i gamla skogar med hög och jämn luftfuktighet. Slutavverkning av kontinuitetsskog utgör det största hotet och lavens fortsatta förekomst bör säkerställas genom att lokaler med äldre skog skyddas. I områden med mycket hög luftfuktighet kan man på bålen av skrovellav finna de sällsynta parasitsvamparna skrovellavsknapp (EN), </w:t>
+      </w:r>
+      <w:r>
+        <w:rPr>
+          <w:i/>
+        </w:rPr>
+        <w:t>Catillaria lobariicola</w:t>
+      </w:r>
+      <w:r>
+        <w:t xml:space="preserve"> (VU) och </w:t>
+      </w:r>
+      <w:r>
+        <w:rPr>
+          <w:i/>
+        </w:rPr>
+        <w:t>Merismatium lobariae</w:t>
+      </w:r>
+      <w:r>
+        <w:t xml:space="preserve"> (DD). Skrovellav är typisk art för </w:t>
+      </w:r>
+      <w:r>
+        <w:rPr>
+          <w:i/>
+        </w:rPr>
+        <w:t xml:space="preserve">9010 Taiga, 9020 Nordlig ädellövskog, 9040 Fjällbjörkskog, 9070 Trädklädd betesmark, 9160 Näringsrik ekskog, 9180 Ädellövskog i branter, 9190 Näringsfattig ekskog, 8210 Kalkbranter </w:t>
+      </w:r>
+      <w:r>
+        <w:t xml:space="preserve">och </w:t>
+      </w:r>
+      <w:r>
+        <w:rPr>
+          <w:i/>
+        </w:rPr>
+        <w:t>6530 Lövängar</w:t>
+      </w:r>
+      <w:r>
+        <w:t xml:space="preserve"> (SLU Artdatabanken, 2026; Nitare &amp; Skogsstyrelsen, 2019).</w:t>
+      </w:r>
+    </w:p>
+    <w:p>
+      <w:r>
+        <w:rPr>
+          <w:b/>
+        </w:rPr>
+        <w:t>Stuplav</w:t>
+      </w:r>
+      <w:r>
+        <w:t xml:space="preserve"> är en mycket bra signalart i hela sitt utbredningsområde och förekommer nästan enbart i skogsmiljöer med höga naturvärden. Den indikerar långvarig förekomst av gamla lövträd och miljöer med konstant hög luftfuktighet. I skogar med suboceaniskt klimat finns det en mycket sällsynt parasit, njurlavsknapp </w:t>
+      </w:r>
+      <w:r>
+        <w:rPr>
+          <w:i/>
+        </w:rPr>
+        <w:t>Pletocarpon nephromeum</w:t>
+      </w:r>
+      <w:r>
+        <w:t xml:space="preserve"> (EN), som växer på stuplav. Ytterligare tre sällsynta lavparasiter, </w:t>
+      </w:r>
+      <w:r>
+        <w:rPr>
+          <w:i/>
+        </w:rPr>
+        <w:t>Protounguicularia nephromatis</w:t>
+      </w:r>
+      <w:r>
+        <w:t xml:space="preserve"> (VU), </w:t>
+      </w:r>
+      <w:r>
+        <w:rPr>
+          <w:i/>
+        </w:rPr>
+        <w:t>Refractohilum galligenum</w:t>
+      </w:r>
+      <w:r>
+        <w:t xml:space="preserve"> (NT) och </w:t>
+      </w:r>
+      <w:r>
+        <w:rPr>
+          <w:i/>
+        </w:rPr>
+        <w:t>Roselliniella nephromatis</w:t>
+      </w:r>
+      <w:r>
+        <w:t xml:space="preserve"> (DD), kan också påträffas på stuplav. Stuplav är typisk art för </w:t>
+      </w:r>
+      <w:r>
+        <w:rPr>
+          <w:i/>
+        </w:rPr>
+        <w:t>9010 Taiga</w:t>
+      </w:r>
+      <w:r>
+        <w:t xml:space="preserve"> (SLU Artdatabanken, 2026; Nitare &amp; Skogsstyrelsen, 2019).</w:t>
       </w:r>
     </w:p>
     <w:p>
@@ -382,67 +549,6 @@
         <w:pStyle w:val="Heading1"/>
       </w:pPr>
       <w:r>
-        <w:t>Fridlysta arter</w:t>
-      </w:r>
-    </w:p>
-    <w:p>
-      <w:r>
-        <w:t>Följande fridlysta arter har sina livsmiljöer och växtplatser i den avverkningsanmälda skogen: tretåig hackspett (NT, §4).</w:t>
-      </w:r>
-    </w:p>
-    <w:p>
-      <w:r>
-        <w:t xml:space="preserve">Observera att medlemsländerna är skyldiga att agera i enlighet med EU:s fågeldirektiv där det uttryckligen står att direktivet gäller för fåglar samt för deras ägg, bon och </w:t>
-      </w:r>
-      <w:r>
-        <w:rPr>
-          <w:b/>
-        </w:rPr>
-        <w:t xml:space="preserve">livsmiljöer </w:t>
-      </w:r>
-      <w:r>
-        <w:t>(artikel 1). Vidare att de åtgärder som vidtas inte får leda till en försämring av den nuvarande situationen beträffande bevarandet av de fågelarter som avses i artikel 1 (artikel 13). Fågeldirektivet är styrande för tillsynsansvariga myndigheters ärendehantering, ställningstaganden och beslutsfattande.</w:t>
-      </w:r>
-    </w:p>
-    <w:p>
-      <w:r>
-        <w:rPr>
-          <w:b/>
-        </w:rPr>
-        <w:t>Tretåig hackspett (NT, §4)</w:t>
-      </w:r>
-      <w:r>
-        <w:t xml:space="preserve"> är rödlistad som nära hotad och ingår i bilaga 1 i EU:s fågeldirektiv. Tretåig hackspett är för sin överlevnad beroende av kontinuerlig tillförsel av äldre döende och död ved, som sker genom naturliga självgallringsprocesser i äldre grannaturskogar och barrblandade naturskogar. Om en skog genom skogsbruk gallras eller glesas ur så upphör och uteblir i stort sett den naturliga självgallringsprocessen för mycket lång tid framöver vilket omöjliggör upprätthållandet av den kontinuerliga ekologiska funktionen i ett område. Det finns studier som visar att naturskogens självgallringsprocess som den tretåiga hackspetten är beroende av, inte kan ersättas med efterlämnad hänsyn i skogsbruket (Imbeau &amp; Desrochers, 2002). Storleken på häckningsreviret varierar med skogstypen, förekomsten av död ved och graden av fragmentering, men är i allmänhet i storleksordningen 25–100 hektar. Vintertid krävs ofta betydligt större områden och det finns studier som antyder att arten behöver minst 100 hektar äldre skog. I områden med låg bonitet kan det behövas över 200 hektar lämpligt habitat för att ett par ska kunna reproducera sig. Områden med dokumenterad permanent förekomst i naturskogsmiljöer har vanligen så stora naturvärden att skogsbruk är olämpligt. Tretåig hackspett är typisk art för </w:t>
-      </w:r>
-      <w:r>
-        <w:rPr>
-          <w:i/>
-        </w:rPr>
-        <w:t xml:space="preserve">9010 Taiga, 9740 Skogsbevuxen myr, 9030 Landhöjningsskog </w:t>
-      </w:r>
-      <w:r>
-        <w:t xml:space="preserve">och </w:t>
-      </w:r>
-      <w:r>
-        <w:rPr>
-          <w:i/>
-        </w:rPr>
-        <w:t>9040 Fjällbjörkskog</w:t>
-      </w:r>
-      <w:r>
-        <w:t xml:space="preserve"> (Skogsstyrelsen, 2016; SLU Artdatabanken, 2024).</w:t>
-      </w:r>
-    </w:p>
-    <w:p>
-      <w:r>
-        <w:t>I BILAGA 1 finns mer detaljerad information om ekologi samt krav på livsmiljö hos fridlysta arter.</w:t>
-      </w:r>
-    </w:p>
-    <w:p>
-      <w:pPr>
-        <w:pStyle w:val="Heading1"/>
-      </w:pPr>
-      <w:r>
         <w:t>Certifiering</w:t>
       </w:r>
     </w:p>
@@ -544,7 +650,7 @@
         <w:rPr>
           <w:i/>
         </w:rPr>
-        <w:t>I det avverkningsanmälda skogsområdet har 8 naturvårdsarter varav 8 rödlistade arter sina livsmiljöer och växtplatser.</w:t>
+        <w:t>I det avverkningsanmälda skogsområdet har 11 naturvårdsarter varav 8 rödlistade arter sina livsmiljöer och växtplatser.</w:t>
       </w:r>
     </w:p>
     <w:p>
@@ -963,7 +1069,7 @@
 </file>
 
 <file path=word/endnotes.xml><?xml version="1.0" encoding="utf-8"?>
-<w:endnotes xmlns:wpc="http://schemas.microsoft.com/office/word/2010/wordprocessingCanvas" xmlns:cx="http://schemas.microsoft.com/office/drawing/2014/chartex" xmlns:cx1="http://schemas.microsoft.com/office/drawing/2015/9/8/chartex" xmlns:cx2="http://schemas.microsoft.com/office/drawing/2015/10/21/chartex" xmlns:cx3="http://schemas.microsoft.com/office/drawing/2016/5/9/chartex" xmlns:cx4="http://schemas.microsoft.com/office/drawing/2016/5/10/chartex" xmlns:cx5="http://schemas.microsoft.com/office/drawing/2016/5/11/chartex" xmlns:cx6="http://schemas.microsoft.com/office/drawing/2016/5/12/chartex" xmlns:cx7="http://schemas.microsoft.com/office/drawing/2016/5/13/chartex" xmlns:cx8="http://schemas.microsoft.com/office/drawing/2016/5/14/chartex" xmlns:mc="http://schemas.openxmlformats.org/markup-compatibility/2006" xmlns:aink="http://schemas.microsoft.com/office/drawing/2016/ink" xmlns:am3d="http://schemas.microsoft.com/office/drawing/2017/model3d" xmlns:o="urn:schemas-microsoft-com:office:office" xmlns:oel="http://schemas.microsoft.com/office/2019/extlst" xmlns:r="http://schemas.openxmlformats.org/officeDocument/2006/relationships" xmlns:m="http://schemas.openxmlformats.org/officeDocument/2006/math" xmlns:v="urn:schemas-microsoft-com:vml" xmlns:wp14="http://schemas.microsoft.com/office/word/2010/wordprocessingDrawing" xmlns:wp="http://schemas.openxmlformats.org/drawingml/2006/wordprocessingDrawing" xmlns:w10="urn:schemas-microsoft-com:office:word" xmlns:w="http://schemas.openxmlformats.org/wordprocessingml/2006/main" xmlns:w14="http://schemas.microsoft.com/office/word/2010/wordml" xmlns:w15="http://schemas.microsoft.com/office/word/2012/wordml" xmlns:w16cex="http://schemas.microsoft.com/office/word/2018/wordml/cex" xmlns:w16cid="http://schemas.microsoft.com/office/word/2016/wordml/cid" xmlns:w16="http://schemas.microsoft.com/office/word/2018/wordml" xmlns:w16sdtdh="http://schemas.microsoft.com/office/word/2020/wordml/sdtdatahash" xmlns:w16se="http://schemas.microsoft.com/office/word/2015/wordml/symex" xmlns:wpg="http://schemas.microsoft.com/office/word/2010/wordprocessingGroup" xmlns:wpi="http://schemas.microsoft.com/office/word/2010/wordprocessingInk" xmlns:wne="http://schemas.microsoft.com/office/word/2006/wordml" xmlns:wps="http://schemas.microsoft.com/office/word/2010/wordprocessingShape" mc:Ignorable="w14 w15 w16se w16cid w16 w16cex w16sdtdh wp14">
+<w:endnotes xmlns:wpc="http://schemas.microsoft.com/office/word/2010/wordprocessingCanvas" xmlns:cx="http://schemas.microsoft.com/office/drawing/2014/chartex" xmlns:cx1="http://schemas.microsoft.com/office/drawing/2015/9/8/chartex" xmlns:cx2="http://schemas.microsoft.com/office/drawing/2015/10/21/chartex" xmlns:cx3="http://schemas.microsoft.com/office/drawing/2016/5/9/chartex" xmlns:cx4="http://schemas.microsoft.com/office/drawing/2016/5/10/chartex" xmlns:cx5="http://schemas.microsoft.com/office/drawing/2016/5/11/chartex" xmlns:cx6="http://schemas.microsoft.com/office/drawing/2016/5/12/chartex" xmlns:cx7="http://schemas.microsoft.com/office/drawing/2016/5/13/chartex" xmlns:cx8="http://schemas.microsoft.com/office/drawing/2016/5/14/chartex" xmlns:mc="http://schemas.openxmlformats.org/markup-compatibility/2006" xmlns:aink="http://schemas.microsoft.com/office/drawing/2016/ink" xmlns:am3d="http://schemas.microsoft.com/office/drawing/2017/model3d" xmlns:o="urn:schemas-microsoft-com:office:office" xmlns:oel="http://schemas.microsoft.com/office/2019/extlst" xmlns:r="http://schemas.openxmlformats.org/officeDocument/2006/relationships" xmlns:m="http://schemas.openxmlformats.org/officeDocument/2006/math" xmlns:v="urn:schemas-microsoft-com:vml" xmlns:wp14="http://schemas.microsoft.com/office/word/2010/wordprocessingDrawing" xmlns:wp="http://schemas.openxmlformats.org/drawingml/2006/wordprocessingDrawing" xmlns:w10="urn:schemas-microsoft-com:office:word" xmlns:w="http://schemas.openxmlformats.org/wordprocessingml/2006/main" xmlns:w14="http://schemas.microsoft.com/office/word/2010/wordml" xmlns:w15="http://schemas.microsoft.com/office/word/2012/wordml" xmlns:w16cex="http://schemas.microsoft.com/office/word/2018/wordml/cex" xmlns:w16cid="http://schemas.microsoft.com/office/word/2016/wordml/cid" xmlns:w16="http://schemas.microsoft.com/office/word/2018/wordml" xmlns:w16du="http://schemas.microsoft.com/office/word/2023/wordml/word16du" xmlns:w16sdtdh="http://schemas.microsoft.com/office/word/2020/wordml/sdtdatahash" xmlns:w16sdtfl="http://schemas.microsoft.com/office/word/2024/wordml/sdtformatlock" xmlns:w16se="http://schemas.microsoft.com/office/word/2015/wordml/symex" xmlns:wpg="http://schemas.microsoft.com/office/word/2010/wordprocessingGroup" xmlns:wpi="http://schemas.microsoft.com/office/word/2010/wordprocessingInk" xmlns:wne="http://schemas.microsoft.com/office/word/2006/wordml" xmlns:wps="http://schemas.microsoft.com/office/word/2010/wordprocessingShape" mc:Ignorable="w14 w15 w16se w16cid w16 w16cex w16sdtdh w16sdtfl w16du wp14">
   <w:endnote w:type="separator" w:id="-1">
     <w:p>
       <w:pPr>
@@ -988,7 +1094,7 @@
 </file>
 
 <file path=word/footer1.xml><?xml version="1.0" encoding="utf-8"?>
-<w:ftr xmlns:wpc="http://schemas.microsoft.com/office/word/2010/wordprocessingCanvas" xmlns:cx="http://schemas.microsoft.com/office/drawing/2014/chartex" xmlns:cx1="http://schemas.microsoft.com/office/drawing/2015/9/8/chartex" xmlns:cx2="http://schemas.microsoft.com/office/drawing/2015/10/21/chartex" xmlns:cx3="http://schemas.microsoft.com/office/drawing/2016/5/9/chartex" xmlns:cx4="http://schemas.microsoft.com/office/drawing/2016/5/10/chartex" xmlns:cx5="http://schemas.microsoft.com/office/drawing/2016/5/11/chartex" xmlns:cx6="http://schemas.microsoft.com/office/drawing/2016/5/12/chartex" xmlns:cx7="http://schemas.microsoft.com/office/drawing/2016/5/13/chartex" xmlns:cx8="http://schemas.microsoft.com/office/drawing/2016/5/14/chartex" xmlns:mc="http://schemas.openxmlformats.org/markup-compatibility/2006" xmlns:aink="http://schemas.microsoft.com/office/drawing/2016/ink" xmlns:am3d="http://schemas.microsoft.com/office/drawing/2017/model3d" xmlns:o="urn:schemas-microsoft-com:office:office" xmlns:oel="http://schemas.microsoft.com/office/2019/extlst" xmlns:r="http://schemas.openxmlformats.org/officeDocument/2006/relationships" xmlns:m="http://schemas.openxmlformats.org/officeDocument/2006/math" xmlns:v="urn:schemas-microsoft-com:vml" xmlns:wp14="http://schemas.microsoft.com/office/word/2010/wordprocessingDrawing" xmlns:wp="http://schemas.openxmlformats.org/drawingml/2006/wordprocessingDrawing" xmlns:w10="urn:schemas-microsoft-com:office:word" xmlns:w="http://schemas.openxmlformats.org/wordprocessingml/2006/main" xmlns:w14="http://schemas.microsoft.com/office/word/2010/wordml" xmlns:w15="http://schemas.microsoft.com/office/word/2012/wordml" xmlns:w16cex="http://schemas.microsoft.com/office/word/2018/wordml/cex" xmlns:w16cid="http://schemas.microsoft.com/office/word/2016/wordml/cid" xmlns:w16="http://schemas.microsoft.com/office/word/2018/wordml" xmlns:w16sdtdh="http://schemas.microsoft.com/office/word/2020/wordml/sdtdatahash" xmlns:w16se="http://schemas.microsoft.com/office/word/2015/wordml/symex" xmlns:wpg="http://schemas.microsoft.com/office/word/2010/wordprocessingGroup" xmlns:wpi="http://schemas.microsoft.com/office/word/2010/wordprocessingInk" xmlns:wne="http://schemas.microsoft.com/office/word/2006/wordml" xmlns:wps="http://schemas.microsoft.com/office/word/2010/wordprocessingShape" mc:Ignorable="w14 w15 w16se w16cid w16 w16cex w16sdtdh wp14">
+<w:ftr xmlns:wpc="http://schemas.microsoft.com/office/word/2010/wordprocessingCanvas" xmlns:cx="http://schemas.microsoft.com/office/drawing/2014/chartex" xmlns:cx1="http://schemas.microsoft.com/office/drawing/2015/9/8/chartex" xmlns:cx2="http://schemas.microsoft.com/office/drawing/2015/10/21/chartex" xmlns:cx3="http://schemas.microsoft.com/office/drawing/2016/5/9/chartex" xmlns:cx4="http://schemas.microsoft.com/office/drawing/2016/5/10/chartex" xmlns:cx5="http://schemas.microsoft.com/office/drawing/2016/5/11/chartex" xmlns:cx6="http://schemas.microsoft.com/office/drawing/2016/5/12/chartex" xmlns:cx7="http://schemas.microsoft.com/office/drawing/2016/5/13/chartex" xmlns:cx8="http://schemas.microsoft.com/office/drawing/2016/5/14/chartex" xmlns:mc="http://schemas.openxmlformats.org/markup-compatibility/2006" xmlns:aink="http://schemas.microsoft.com/office/drawing/2016/ink" xmlns:am3d="http://schemas.microsoft.com/office/drawing/2017/model3d" xmlns:o="urn:schemas-microsoft-com:office:office" xmlns:oel="http://schemas.microsoft.com/office/2019/extlst" xmlns:r="http://schemas.openxmlformats.org/officeDocument/2006/relationships" xmlns:m="http://schemas.openxmlformats.org/officeDocument/2006/math" xmlns:v="urn:schemas-microsoft-com:vml" xmlns:wp14="http://schemas.microsoft.com/office/word/2010/wordprocessingDrawing" xmlns:wp="http://schemas.openxmlformats.org/drawingml/2006/wordprocessingDrawing" xmlns:w10="urn:schemas-microsoft-com:office:word" xmlns:w="http://schemas.openxmlformats.org/wordprocessingml/2006/main" xmlns:w14="http://schemas.microsoft.com/office/word/2010/wordml" xmlns:w15="http://schemas.microsoft.com/office/word/2012/wordml" xmlns:w16cex="http://schemas.microsoft.com/office/word/2018/wordml/cex" xmlns:w16cid="http://schemas.microsoft.com/office/word/2016/wordml/cid" xmlns:w16="http://schemas.microsoft.com/office/word/2018/wordml" xmlns:w16du="http://schemas.microsoft.com/office/word/2023/wordml/word16du" xmlns:w16sdtdh="http://schemas.microsoft.com/office/word/2020/wordml/sdtdatahash" xmlns:w16sdtfl="http://schemas.microsoft.com/office/word/2024/wordml/sdtformatlock" xmlns:w16se="http://schemas.microsoft.com/office/word/2015/wordml/symex" xmlns:wpg="http://schemas.microsoft.com/office/word/2010/wordprocessingGroup" xmlns:wpi="http://schemas.microsoft.com/office/word/2010/wordprocessingInk" xmlns:wne="http://schemas.microsoft.com/office/word/2006/wordml" xmlns:wps="http://schemas.microsoft.com/office/word/2010/wordprocessingShape" mc:Ignorable="w14 w15 w16se w16cid w16 w16cex w16sdtdh w16sdtfl w16du wp14">
   <w:p>
     <w:pPr>
       <w:pStyle w:val="Footer"/>
@@ -998,7 +1104,7 @@
 </file>
 
 <file path=word/footer2.xml><?xml version="1.0" encoding="utf-8"?>
-<w:ftr xmlns:wpc="http://schemas.microsoft.com/office/word/2010/wordprocessingCanvas" xmlns:cx="http://schemas.microsoft.com/office/drawing/2014/chartex" xmlns:cx1="http://schemas.microsoft.com/office/drawing/2015/9/8/chartex" xmlns:cx2="http://schemas.microsoft.com/office/drawing/2015/10/21/chartex" xmlns:cx3="http://schemas.microsoft.com/office/drawing/2016/5/9/chartex" xmlns:cx4="http://schemas.microsoft.com/office/drawing/2016/5/10/chartex" xmlns:cx5="http://schemas.microsoft.com/office/drawing/2016/5/11/chartex" xmlns:cx6="http://schemas.microsoft.com/office/drawing/2016/5/12/chartex" xmlns:cx7="http://schemas.microsoft.com/office/drawing/2016/5/13/chartex" xmlns:cx8="http://schemas.microsoft.com/office/drawing/2016/5/14/chartex" xmlns:mc="http://schemas.openxmlformats.org/markup-compatibility/2006" xmlns:aink="http://schemas.microsoft.com/office/drawing/2016/ink" xmlns:am3d="http://schemas.microsoft.com/office/drawing/2017/model3d" xmlns:o="urn:schemas-microsoft-com:office:office" xmlns:oel="http://schemas.microsoft.com/office/2019/extlst" xmlns:r="http://schemas.openxmlformats.org/officeDocument/2006/relationships" xmlns:m="http://schemas.openxmlformats.org/officeDocument/2006/math" xmlns:v="urn:schemas-microsoft-com:vml" xmlns:wp14="http://schemas.microsoft.com/office/word/2010/wordprocessingDrawing" xmlns:wp="http://schemas.openxmlformats.org/drawingml/2006/wordprocessingDrawing" xmlns:w10="urn:schemas-microsoft-com:office:word" xmlns:w="http://schemas.openxmlformats.org/wordprocessingml/2006/main" xmlns:w14="http://schemas.microsoft.com/office/word/2010/wordml" xmlns:w15="http://schemas.microsoft.com/office/word/2012/wordml" xmlns:w16cex="http://schemas.microsoft.com/office/word/2018/wordml/cex" xmlns:w16cid="http://schemas.microsoft.com/office/word/2016/wordml/cid" xmlns:w16="http://schemas.microsoft.com/office/word/2018/wordml" xmlns:w16sdtdh="http://schemas.microsoft.com/office/word/2020/wordml/sdtdatahash" xmlns:w16se="http://schemas.microsoft.com/office/word/2015/wordml/symex" xmlns:wpg="http://schemas.microsoft.com/office/word/2010/wordprocessingGroup" xmlns:wpi="http://schemas.microsoft.com/office/word/2010/wordprocessingInk" xmlns:wne="http://schemas.microsoft.com/office/word/2006/wordml" xmlns:wps="http://schemas.microsoft.com/office/word/2010/wordprocessingShape" mc:Ignorable="w14 w15 w16se w16cid w16 w16cex w16sdtdh wp14">
+<w:ftr xmlns:wpc="http://schemas.microsoft.com/office/word/2010/wordprocessingCanvas" xmlns:cx="http://schemas.microsoft.com/office/drawing/2014/chartex" xmlns:cx1="http://schemas.microsoft.com/office/drawing/2015/9/8/chartex" xmlns:cx2="http://schemas.microsoft.com/office/drawing/2015/10/21/chartex" xmlns:cx3="http://schemas.microsoft.com/office/drawing/2016/5/9/chartex" xmlns:cx4="http://schemas.microsoft.com/office/drawing/2016/5/10/chartex" xmlns:cx5="http://schemas.microsoft.com/office/drawing/2016/5/11/chartex" xmlns:cx6="http://schemas.microsoft.com/office/drawing/2016/5/12/chartex" xmlns:cx7="http://schemas.microsoft.com/office/drawing/2016/5/13/chartex" xmlns:cx8="http://schemas.microsoft.com/office/drawing/2016/5/14/chartex" xmlns:mc="http://schemas.openxmlformats.org/markup-compatibility/2006" xmlns:aink="http://schemas.microsoft.com/office/drawing/2016/ink" xmlns:am3d="http://schemas.microsoft.com/office/drawing/2017/model3d" xmlns:o="urn:schemas-microsoft-com:office:office" xmlns:oel="http://schemas.microsoft.com/office/2019/extlst" xmlns:r="http://schemas.openxmlformats.org/officeDocument/2006/relationships" xmlns:m="http://schemas.openxmlformats.org/officeDocument/2006/math" xmlns:v="urn:schemas-microsoft-com:vml" xmlns:wp14="http://schemas.microsoft.com/office/word/2010/wordprocessingDrawing" xmlns:wp="http://schemas.openxmlformats.org/drawingml/2006/wordprocessingDrawing" xmlns:w10="urn:schemas-microsoft-com:office:word" xmlns:w="http://schemas.openxmlformats.org/wordprocessingml/2006/main" xmlns:w14="http://schemas.microsoft.com/office/word/2010/wordml" xmlns:w15="http://schemas.microsoft.com/office/word/2012/wordml" xmlns:w16cex="http://schemas.microsoft.com/office/word/2018/wordml/cex" xmlns:w16cid="http://schemas.microsoft.com/office/word/2016/wordml/cid" xmlns:w16="http://schemas.microsoft.com/office/word/2018/wordml" xmlns:w16du="http://schemas.microsoft.com/office/word/2023/wordml/word16du" xmlns:w16sdtdh="http://schemas.microsoft.com/office/word/2020/wordml/sdtdatahash" xmlns:w16sdtfl="http://schemas.microsoft.com/office/word/2024/wordml/sdtformatlock" xmlns:w16se="http://schemas.microsoft.com/office/word/2015/wordml/symex" xmlns:wpg="http://schemas.microsoft.com/office/word/2010/wordprocessingGroup" xmlns:wpi="http://schemas.microsoft.com/office/word/2010/wordprocessingInk" xmlns:wne="http://schemas.microsoft.com/office/word/2006/wordml" xmlns:wps="http://schemas.microsoft.com/office/word/2010/wordprocessingShape" mc:Ignorable="w14 w15 w16se w16cid w16 w16cex w16sdtdh w16sdtfl w16du wp14">
   <w:p>
     <w:pPr>
       <w:pStyle w:val="Footer"/>
@@ -1008,7 +1114,7 @@
 </file>
 
 <file path=word/footer3.xml><?xml version="1.0" encoding="utf-8"?>
-<w:ftr xmlns:wpc="http://schemas.microsoft.com/office/word/2010/wordprocessingCanvas" xmlns:cx="http://schemas.microsoft.com/office/drawing/2014/chartex" xmlns:cx1="http://schemas.microsoft.com/office/drawing/2015/9/8/chartex" xmlns:cx2="http://schemas.microsoft.com/office/drawing/2015/10/21/chartex" xmlns:cx3="http://schemas.microsoft.com/office/drawing/2016/5/9/chartex" xmlns:cx4="http://schemas.microsoft.com/office/drawing/2016/5/10/chartex" xmlns:cx5="http://schemas.microsoft.com/office/drawing/2016/5/11/chartex" xmlns:cx6="http://schemas.microsoft.com/office/drawing/2016/5/12/chartex" xmlns:cx7="http://schemas.microsoft.com/office/drawing/2016/5/13/chartex" xmlns:cx8="http://schemas.microsoft.com/office/drawing/2016/5/14/chartex" xmlns:mc="http://schemas.openxmlformats.org/markup-compatibility/2006" xmlns:aink="http://schemas.microsoft.com/office/drawing/2016/ink" xmlns:am3d="http://schemas.microsoft.com/office/drawing/2017/model3d" xmlns:o="urn:schemas-microsoft-com:office:office" xmlns:oel="http://schemas.microsoft.com/office/2019/extlst" xmlns:r="http://schemas.openxmlformats.org/officeDocument/2006/relationships" xmlns:m="http://schemas.openxmlformats.org/officeDocument/2006/math" xmlns:v="urn:schemas-microsoft-com:vml" xmlns:wp14="http://schemas.microsoft.com/office/word/2010/wordprocessingDrawing" xmlns:wp="http://schemas.openxmlformats.org/drawingml/2006/wordprocessingDrawing" xmlns:w10="urn:schemas-microsoft-com:office:word" xmlns:w="http://schemas.openxmlformats.org/wordprocessingml/2006/main" xmlns:w14="http://schemas.microsoft.com/office/word/2010/wordml" xmlns:w15="http://schemas.microsoft.com/office/word/2012/wordml" xmlns:w16cex="http://schemas.microsoft.com/office/word/2018/wordml/cex" xmlns:w16cid="http://schemas.microsoft.com/office/word/2016/wordml/cid" xmlns:w16="http://schemas.microsoft.com/office/word/2018/wordml" xmlns:w16sdtdh="http://schemas.microsoft.com/office/word/2020/wordml/sdtdatahash" xmlns:w16se="http://schemas.microsoft.com/office/word/2015/wordml/symex" xmlns:wpg="http://schemas.microsoft.com/office/word/2010/wordprocessingGroup" xmlns:wpi="http://schemas.microsoft.com/office/word/2010/wordprocessingInk" xmlns:wne="http://schemas.microsoft.com/office/word/2006/wordml" xmlns:wps="http://schemas.microsoft.com/office/word/2010/wordprocessingShape" mc:Ignorable="w14 w15 w16se w16cid w16 w16cex w16sdtdh wp14">
+<w:ftr xmlns:wpc="http://schemas.microsoft.com/office/word/2010/wordprocessingCanvas" xmlns:cx="http://schemas.microsoft.com/office/drawing/2014/chartex" xmlns:cx1="http://schemas.microsoft.com/office/drawing/2015/9/8/chartex" xmlns:cx2="http://schemas.microsoft.com/office/drawing/2015/10/21/chartex" xmlns:cx3="http://schemas.microsoft.com/office/drawing/2016/5/9/chartex" xmlns:cx4="http://schemas.microsoft.com/office/drawing/2016/5/10/chartex" xmlns:cx5="http://schemas.microsoft.com/office/drawing/2016/5/11/chartex" xmlns:cx6="http://schemas.microsoft.com/office/drawing/2016/5/12/chartex" xmlns:cx7="http://schemas.microsoft.com/office/drawing/2016/5/13/chartex" xmlns:cx8="http://schemas.microsoft.com/office/drawing/2016/5/14/chartex" xmlns:mc="http://schemas.openxmlformats.org/markup-compatibility/2006" xmlns:aink="http://schemas.microsoft.com/office/drawing/2016/ink" xmlns:am3d="http://schemas.microsoft.com/office/drawing/2017/model3d" xmlns:o="urn:schemas-microsoft-com:office:office" xmlns:oel="http://schemas.microsoft.com/office/2019/extlst" xmlns:r="http://schemas.openxmlformats.org/officeDocument/2006/relationships" xmlns:m="http://schemas.openxmlformats.org/officeDocument/2006/math" xmlns:v="urn:schemas-microsoft-com:vml" xmlns:wp14="http://schemas.microsoft.com/office/word/2010/wordprocessingDrawing" xmlns:wp="http://schemas.openxmlformats.org/drawingml/2006/wordprocessingDrawing" xmlns:w10="urn:schemas-microsoft-com:office:word" xmlns:w="http://schemas.openxmlformats.org/wordprocessingml/2006/main" xmlns:w14="http://schemas.microsoft.com/office/word/2010/wordml" xmlns:w15="http://schemas.microsoft.com/office/word/2012/wordml" xmlns:w16cex="http://schemas.microsoft.com/office/word/2018/wordml/cex" xmlns:w16cid="http://schemas.microsoft.com/office/word/2016/wordml/cid" xmlns:w16="http://schemas.microsoft.com/office/word/2018/wordml" xmlns:w16du="http://schemas.microsoft.com/office/word/2023/wordml/word16du" xmlns:w16sdtdh="http://schemas.microsoft.com/office/word/2020/wordml/sdtdatahash" xmlns:w16sdtfl="http://schemas.microsoft.com/office/word/2024/wordml/sdtformatlock" xmlns:w16se="http://schemas.microsoft.com/office/word/2015/wordml/symex" xmlns:wpg="http://schemas.microsoft.com/office/word/2010/wordprocessingGroup" xmlns:wpi="http://schemas.microsoft.com/office/word/2010/wordprocessingInk" xmlns:wne="http://schemas.microsoft.com/office/word/2006/wordml" xmlns:wps="http://schemas.microsoft.com/office/word/2010/wordprocessingShape" mc:Ignorable="w14 w15 w16se w16cid w16 w16cex w16sdtdh w16sdtfl w16du wp14">
   <w:p>
     <w:pPr>
       <w:pStyle w:val="Footer"/>
@@ -1018,7 +1124,7 @@
 </file>
 
 <file path=word/footnotes.xml><?xml version="1.0" encoding="utf-8"?>
-<w:footnotes xmlns:wpc="http://schemas.microsoft.com/office/word/2010/wordprocessingCanvas" xmlns:cx="http://schemas.microsoft.com/office/drawing/2014/chartex" xmlns:cx1="http://schemas.microsoft.com/office/drawing/2015/9/8/chartex" xmlns:cx2="http://schemas.microsoft.com/office/drawing/2015/10/21/chartex" xmlns:cx3="http://schemas.microsoft.com/office/drawing/2016/5/9/chartex" xmlns:cx4="http://schemas.microsoft.com/office/drawing/2016/5/10/chartex" xmlns:cx5="http://schemas.microsoft.com/office/drawing/2016/5/11/chartex" xmlns:cx6="http://schemas.microsoft.com/office/drawing/2016/5/12/chartex" xmlns:cx7="http://schemas.microsoft.com/office/drawing/2016/5/13/chartex" xmlns:cx8="http://schemas.microsoft.com/office/drawing/2016/5/14/chartex" xmlns:mc="http://schemas.openxmlformats.org/markup-compatibility/2006" xmlns:aink="http://schemas.microsoft.com/office/drawing/2016/ink" xmlns:am3d="http://schemas.microsoft.com/office/drawing/2017/model3d" xmlns:o="urn:schemas-microsoft-com:office:office" xmlns:oel="http://schemas.microsoft.com/office/2019/extlst" xmlns:r="http://schemas.openxmlformats.org/officeDocument/2006/relationships" xmlns:m="http://schemas.openxmlformats.org/officeDocument/2006/math" xmlns:v="urn:schemas-microsoft-com:vml" xmlns:wp14="http://schemas.microsoft.com/office/word/2010/wordprocessingDrawing" xmlns:wp="http://schemas.openxmlformats.org/drawingml/2006/wordprocessingDrawing" xmlns:w10="urn:schemas-microsoft-com:office:word" xmlns:w="http://schemas.openxmlformats.org/wordprocessingml/2006/main" xmlns:w14="http://schemas.microsoft.com/office/word/2010/wordml" xmlns:w15="http://schemas.microsoft.com/office/word/2012/wordml" xmlns:w16cex="http://schemas.microsoft.com/office/word/2018/wordml/cex" xmlns:w16cid="http://schemas.microsoft.com/office/word/2016/wordml/cid" xmlns:w16="http://schemas.microsoft.com/office/word/2018/wordml" xmlns:w16sdtdh="http://schemas.microsoft.com/office/word/2020/wordml/sdtdatahash" xmlns:w16se="http://schemas.microsoft.com/office/word/2015/wordml/symex" xmlns:wpg="http://schemas.microsoft.com/office/word/2010/wordprocessingGroup" xmlns:wpi="http://schemas.microsoft.com/office/word/2010/wordprocessingInk" xmlns:wne="http://schemas.microsoft.com/office/word/2006/wordml" xmlns:wps="http://schemas.microsoft.com/office/word/2010/wordprocessingShape" mc:Ignorable="w14 w15 w16se w16cid w16 w16cex w16sdtdh wp14">
+<w:footnotes xmlns:wpc="http://schemas.microsoft.com/office/word/2010/wordprocessingCanvas" xmlns:cx="http://schemas.microsoft.com/office/drawing/2014/chartex" xmlns:cx1="http://schemas.microsoft.com/office/drawing/2015/9/8/chartex" xmlns:cx2="http://schemas.microsoft.com/office/drawing/2015/10/21/chartex" xmlns:cx3="http://schemas.microsoft.com/office/drawing/2016/5/9/chartex" xmlns:cx4="http://schemas.microsoft.com/office/drawing/2016/5/10/chartex" xmlns:cx5="http://schemas.microsoft.com/office/drawing/2016/5/11/chartex" xmlns:cx6="http://schemas.microsoft.com/office/drawing/2016/5/12/chartex" xmlns:cx7="http://schemas.microsoft.com/office/drawing/2016/5/13/chartex" xmlns:cx8="http://schemas.microsoft.com/office/drawing/2016/5/14/chartex" xmlns:mc="http://schemas.openxmlformats.org/markup-compatibility/2006" xmlns:aink="http://schemas.microsoft.com/office/drawing/2016/ink" xmlns:am3d="http://schemas.microsoft.com/office/drawing/2017/model3d" xmlns:o="urn:schemas-microsoft-com:office:office" xmlns:oel="http://schemas.microsoft.com/office/2019/extlst" xmlns:r="http://schemas.openxmlformats.org/officeDocument/2006/relationships" xmlns:m="http://schemas.openxmlformats.org/officeDocument/2006/math" xmlns:v="urn:schemas-microsoft-com:vml" xmlns:wp14="http://schemas.microsoft.com/office/word/2010/wordprocessingDrawing" xmlns:wp="http://schemas.openxmlformats.org/drawingml/2006/wordprocessingDrawing" xmlns:w10="urn:schemas-microsoft-com:office:word" xmlns:w="http://schemas.openxmlformats.org/wordprocessingml/2006/main" xmlns:w14="http://schemas.microsoft.com/office/word/2010/wordml" xmlns:w15="http://schemas.microsoft.com/office/word/2012/wordml" xmlns:w16cex="http://schemas.microsoft.com/office/word/2018/wordml/cex" xmlns:w16cid="http://schemas.microsoft.com/office/word/2016/wordml/cid" xmlns:w16="http://schemas.microsoft.com/office/word/2018/wordml" xmlns:w16du="http://schemas.microsoft.com/office/word/2023/wordml/word16du" xmlns:w16sdtdh="http://schemas.microsoft.com/office/word/2020/wordml/sdtdatahash" xmlns:w16sdtfl="http://schemas.microsoft.com/office/word/2024/wordml/sdtformatlock" xmlns:w16se="http://schemas.microsoft.com/office/word/2015/wordml/symex" xmlns:wpg="http://schemas.microsoft.com/office/word/2010/wordprocessingGroup" xmlns:wpi="http://schemas.microsoft.com/office/word/2010/wordprocessingInk" xmlns:wne="http://schemas.microsoft.com/office/word/2006/wordml" xmlns:wps="http://schemas.microsoft.com/office/word/2010/wordprocessingShape" mc:Ignorable="w14 w15 w16se w16cid w16 w16cex w16sdtdh w16sdtfl w16du wp14">
   <w:footnote w:type="separator" w:id="-1">
     <w:p>
       <w:pPr>
@@ -1043,7 +1149,7 @@
 </file>
 
 <file path=word/header1.xml><?xml version="1.0" encoding="utf-8"?>
-<w:hdr xmlns:wpc="http://schemas.microsoft.com/office/word/2010/wordprocessingCanvas" xmlns:cx="http://schemas.microsoft.com/office/drawing/2014/chartex" xmlns:cx1="http://schemas.microsoft.com/office/drawing/2015/9/8/chartex" xmlns:cx2="http://schemas.microsoft.com/office/drawing/2015/10/21/chartex" xmlns:cx3="http://schemas.microsoft.com/office/drawing/2016/5/9/chartex" xmlns:cx4="http://schemas.microsoft.com/office/drawing/2016/5/10/chartex" xmlns:cx5="http://schemas.microsoft.com/office/drawing/2016/5/11/chartex" xmlns:cx6="http://schemas.microsoft.com/office/drawing/2016/5/12/chartex" xmlns:cx7="http://schemas.microsoft.com/office/drawing/2016/5/13/chartex" xmlns:cx8="http://schemas.microsoft.com/office/drawing/2016/5/14/chartex" xmlns:mc="http://schemas.openxmlformats.org/markup-compatibility/2006" xmlns:aink="http://schemas.microsoft.com/office/drawing/2016/ink" xmlns:am3d="http://schemas.microsoft.com/office/drawing/2017/model3d" xmlns:o="urn:schemas-microsoft-com:office:office" xmlns:oel="http://schemas.microsoft.com/office/2019/extlst" xmlns:r="http://schemas.openxmlformats.org/officeDocument/2006/relationships" xmlns:m="http://schemas.openxmlformats.org/officeDocument/2006/math" xmlns:v="urn:schemas-microsoft-com:vml" xmlns:wp14="http://schemas.microsoft.com/office/word/2010/wordprocessingDrawing" xmlns:wp="http://schemas.openxmlformats.org/drawingml/2006/wordprocessingDrawing" xmlns:w10="urn:schemas-microsoft-com:office:word" xmlns:w="http://schemas.openxmlformats.org/wordprocessingml/2006/main" xmlns:w14="http://schemas.microsoft.com/office/word/2010/wordml" xmlns:w15="http://schemas.microsoft.com/office/word/2012/wordml" xmlns:w16cex="http://schemas.microsoft.com/office/word/2018/wordml/cex" xmlns:w16cid="http://schemas.microsoft.com/office/word/2016/wordml/cid" xmlns:w16="http://schemas.microsoft.com/office/word/2018/wordml" xmlns:w16sdtdh="http://schemas.microsoft.com/office/word/2020/wordml/sdtdatahash" xmlns:w16se="http://schemas.microsoft.com/office/word/2015/wordml/symex" xmlns:wpg="http://schemas.microsoft.com/office/word/2010/wordprocessingGroup" xmlns:wpi="http://schemas.microsoft.com/office/word/2010/wordprocessingInk" xmlns:wne="http://schemas.microsoft.com/office/word/2006/wordml" xmlns:wps="http://schemas.microsoft.com/office/word/2010/wordprocessingShape" mc:Ignorable="w14 w15 w16se w16cid w16 w16cex w16sdtdh wp14">
+<w:hdr xmlns:wpc="http://schemas.microsoft.com/office/word/2010/wordprocessingCanvas" xmlns:cx="http://schemas.microsoft.com/office/drawing/2014/chartex" xmlns:cx1="http://schemas.microsoft.com/office/drawing/2015/9/8/chartex" xmlns:cx2="http://schemas.microsoft.com/office/drawing/2015/10/21/chartex" xmlns:cx3="http://schemas.microsoft.com/office/drawing/2016/5/9/chartex" xmlns:cx4="http://schemas.microsoft.com/office/drawing/2016/5/10/chartex" xmlns:cx5="http://schemas.microsoft.com/office/drawing/2016/5/11/chartex" xmlns:cx6="http://schemas.microsoft.com/office/drawing/2016/5/12/chartex" xmlns:cx7="http://schemas.microsoft.com/office/drawing/2016/5/13/chartex" xmlns:cx8="http://schemas.microsoft.com/office/drawing/2016/5/14/chartex" xmlns:mc="http://schemas.openxmlformats.org/markup-compatibility/2006" xmlns:aink="http://schemas.microsoft.com/office/drawing/2016/ink" xmlns:am3d="http://schemas.microsoft.com/office/drawing/2017/model3d" xmlns:o="urn:schemas-microsoft-com:office:office" xmlns:oel="http://schemas.microsoft.com/office/2019/extlst" xmlns:r="http://schemas.openxmlformats.org/officeDocument/2006/relationships" xmlns:m="http://schemas.openxmlformats.org/officeDocument/2006/math" xmlns:v="urn:schemas-microsoft-com:vml" xmlns:wp14="http://schemas.microsoft.com/office/word/2010/wordprocessingDrawing" xmlns:wp="http://schemas.openxmlformats.org/drawingml/2006/wordprocessingDrawing" xmlns:w10="urn:schemas-microsoft-com:office:word" xmlns:w="http://schemas.openxmlformats.org/wordprocessingml/2006/main" xmlns:w14="http://schemas.microsoft.com/office/word/2010/wordml" xmlns:w15="http://schemas.microsoft.com/office/word/2012/wordml" xmlns:w16cex="http://schemas.microsoft.com/office/word/2018/wordml/cex" xmlns:w16cid="http://schemas.microsoft.com/office/word/2016/wordml/cid" xmlns:w16="http://schemas.microsoft.com/office/word/2018/wordml" xmlns:w16du="http://schemas.microsoft.com/office/word/2023/wordml/word16du" xmlns:w16sdtdh="http://schemas.microsoft.com/office/word/2020/wordml/sdtdatahash" xmlns:w16sdtfl="http://schemas.microsoft.com/office/word/2024/wordml/sdtformatlock" xmlns:w16se="http://schemas.microsoft.com/office/word/2015/wordml/symex" xmlns:wpg="http://schemas.microsoft.com/office/word/2010/wordprocessingGroup" xmlns:wpi="http://schemas.microsoft.com/office/word/2010/wordprocessingInk" xmlns:wne="http://schemas.microsoft.com/office/word/2006/wordml" xmlns:wps="http://schemas.microsoft.com/office/word/2010/wordprocessingShape" mc:Ignorable="w14 w15 w16se w16cid w16 w16cex w16sdtdh w16sdtfl w16du wp14">
   <w:p>
     <w:pPr>
       <w:pStyle w:val="Header"/>
@@ -1053,7 +1159,7 @@
 </file>
 
 <file path=word/header2.xml><?xml version="1.0" encoding="utf-8"?>
-<w:hdr xmlns:wpc="http://schemas.microsoft.com/office/word/2010/wordprocessingCanvas" xmlns:cx="http://schemas.microsoft.com/office/drawing/2014/chartex" xmlns:cx1="http://schemas.microsoft.com/office/drawing/2015/9/8/chartex" xmlns:cx2="http://schemas.microsoft.com/office/drawing/2015/10/21/chartex" xmlns:cx3="http://schemas.microsoft.com/office/drawing/2016/5/9/chartex" xmlns:cx4="http://schemas.microsoft.com/office/drawing/2016/5/10/chartex" xmlns:cx5="http://schemas.microsoft.com/office/drawing/2016/5/11/chartex" xmlns:cx6="http://schemas.microsoft.com/office/drawing/2016/5/12/chartex" xmlns:cx7="http://schemas.microsoft.com/office/drawing/2016/5/13/chartex" xmlns:cx8="http://schemas.microsoft.com/office/drawing/2016/5/14/chartex" xmlns:mc="http://schemas.openxmlformats.org/markup-compatibility/2006" xmlns:aink="http://schemas.microsoft.com/office/drawing/2016/ink" xmlns:am3d="http://schemas.microsoft.com/office/drawing/2017/model3d" xmlns:o="urn:schemas-microsoft-com:office:office" xmlns:oel="http://schemas.microsoft.com/office/2019/extlst" xmlns:r="http://schemas.openxmlformats.org/officeDocument/2006/relationships" xmlns:m="http://schemas.openxmlformats.org/officeDocument/2006/math" xmlns:v="urn:schemas-microsoft-com:vml" xmlns:wp14="http://schemas.microsoft.com/office/word/2010/wordprocessingDrawing" xmlns:wp="http://schemas.openxmlformats.org/drawingml/2006/wordprocessingDrawing" xmlns:w10="urn:schemas-microsoft-com:office:word" xmlns:w="http://schemas.openxmlformats.org/wordprocessingml/2006/main" xmlns:w14="http://schemas.microsoft.com/office/word/2010/wordml" xmlns:w15="http://schemas.microsoft.com/office/word/2012/wordml" xmlns:w16cex="http://schemas.microsoft.com/office/word/2018/wordml/cex" xmlns:w16cid="http://schemas.microsoft.com/office/word/2016/wordml/cid" xmlns:w16="http://schemas.microsoft.com/office/word/2018/wordml" xmlns:w16sdtdh="http://schemas.microsoft.com/office/word/2020/wordml/sdtdatahash" xmlns:w16se="http://schemas.microsoft.com/office/word/2015/wordml/symex" xmlns:wpg="http://schemas.microsoft.com/office/word/2010/wordprocessingGroup" xmlns:wpi="http://schemas.microsoft.com/office/word/2010/wordprocessingInk" xmlns:wne="http://schemas.microsoft.com/office/word/2006/wordml" xmlns:wps="http://schemas.microsoft.com/office/word/2010/wordprocessingShape" mc:Ignorable="w14 w15 w16se w16cid w16 w16cex w16sdtdh wp14">
+<w:hdr xmlns:wpc="http://schemas.microsoft.com/office/word/2010/wordprocessingCanvas" xmlns:cx="http://schemas.microsoft.com/office/drawing/2014/chartex" xmlns:cx1="http://schemas.microsoft.com/office/drawing/2015/9/8/chartex" xmlns:cx2="http://schemas.microsoft.com/office/drawing/2015/10/21/chartex" xmlns:cx3="http://schemas.microsoft.com/office/drawing/2016/5/9/chartex" xmlns:cx4="http://schemas.microsoft.com/office/drawing/2016/5/10/chartex" xmlns:cx5="http://schemas.microsoft.com/office/drawing/2016/5/11/chartex" xmlns:cx6="http://schemas.microsoft.com/office/drawing/2016/5/12/chartex" xmlns:cx7="http://schemas.microsoft.com/office/drawing/2016/5/13/chartex" xmlns:cx8="http://schemas.microsoft.com/office/drawing/2016/5/14/chartex" xmlns:mc="http://schemas.openxmlformats.org/markup-compatibility/2006" xmlns:aink="http://schemas.microsoft.com/office/drawing/2016/ink" xmlns:am3d="http://schemas.microsoft.com/office/drawing/2017/model3d" xmlns:o="urn:schemas-microsoft-com:office:office" xmlns:oel="http://schemas.microsoft.com/office/2019/extlst" xmlns:r="http://schemas.openxmlformats.org/officeDocument/2006/relationships" xmlns:m="http://schemas.openxmlformats.org/officeDocument/2006/math" xmlns:v="urn:schemas-microsoft-com:vml" xmlns:wp14="http://schemas.microsoft.com/office/word/2010/wordprocessingDrawing" xmlns:wp="http://schemas.openxmlformats.org/drawingml/2006/wordprocessingDrawing" xmlns:w10="urn:schemas-microsoft-com:office:word" xmlns:w="http://schemas.openxmlformats.org/wordprocessingml/2006/main" xmlns:w14="http://schemas.microsoft.com/office/word/2010/wordml" xmlns:w15="http://schemas.microsoft.com/office/word/2012/wordml" xmlns:w16cex="http://schemas.microsoft.com/office/word/2018/wordml/cex" xmlns:w16cid="http://schemas.microsoft.com/office/word/2016/wordml/cid" xmlns:w16="http://schemas.microsoft.com/office/word/2018/wordml" xmlns:w16du="http://schemas.microsoft.com/office/word/2023/wordml/word16du" xmlns:w16sdtdh="http://schemas.microsoft.com/office/word/2020/wordml/sdtdatahash" xmlns:w16sdtfl="http://schemas.microsoft.com/office/word/2024/wordml/sdtformatlock" xmlns:w16se="http://schemas.microsoft.com/office/word/2015/wordml/symex" xmlns:wpg="http://schemas.microsoft.com/office/word/2010/wordprocessingGroup" xmlns:wpi="http://schemas.microsoft.com/office/word/2010/wordprocessingInk" xmlns:wne="http://schemas.microsoft.com/office/word/2006/wordml" xmlns:wps="http://schemas.microsoft.com/office/word/2010/wordprocessingShape" mc:Ignorable="w14 w15 w16se w16cid w16 w16cex w16sdtdh w16sdtfl w16du wp14">
   <w:p>
     <w:pPr>
       <w:pStyle w:val="Header"/>
@@ -1064,7 +1170,7 @@
 </file>
 
 <file path=word/header3.xml><?xml version="1.0" encoding="utf-8"?>
-<w:hdr xmlns:wpc="http://schemas.microsoft.com/office/word/2010/wordprocessingCanvas" xmlns:cx="http://schemas.microsoft.com/office/drawing/2014/chartex" xmlns:cx1="http://schemas.microsoft.com/office/drawing/2015/9/8/chartex" xmlns:cx2="http://schemas.microsoft.com/office/drawing/2015/10/21/chartex" xmlns:cx3="http://schemas.microsoft.com/office/drawing/2016/5/9/chartex" xmlns:cx4="http://schemas.microsoft.com/office/drawing/2016/5/10/chartex" xmlns:cx5="http://schemas.microsoft.com/office/drawing/2016/5/11/chartex" xmlns:cx6="http://schemas.microsoft.com/office/drawing/2016/5/12/chartex" xmlns:cx7="http://schemas.microsoft.com/office/drawing/2016/5/13/chartex" xmlns:cx8="http://schemas.microsoft.com/office/drawing/2016/5/14/chartex" xmlns:mc="http://schemas.openxmlformats.org/markup-compatibility/2006" xmlns:aink="http://schemas.microsoft.com/office/drawing/2016/ink" xmlns:am3d="http://schemas.microsoft.com/office/drawing/2017/model3d" xmlns:o="urn:schemas-microsoft-com:office:office" xmlns:oel="http://schemas.microsoft.com/office/2019/extlst" xmlns:r="http://schemas.openxmlformats.org/officeDocument/2006/relationships" xmlns:m="http://schemas.openxmlformats.org/officeDocument/2006/math" xmlns:v="urn:schemas-microsoft-com:vml" xmlns:wp14="http://schemas.microsoft.com/office/word/2010/wordprocessingDrawing" xmlns:wp="http://schemas.openxmlformats.org/drawingml/2006/wordprocessingDrawing" xmlns:w10="urn:schemas-microsoft-com:office:word" xmlns:w="http://schemas.openxmlformats.org/wordprocessingml/2006/main" xmlns:w14="http://schemas.microsoft.com/office/word/2010/wordml" xmlns:w15="http://schemas.microsoft.com/office/word/2012/wordml" xmlns:w16cex="http://schemas.microsoft.com/office/word/2018/wordml/cex" xmlns:w16cid="http://schemas.microsoft.com/office/word/2016/wordml/cid" xmlns:w16="http://schemas.microsoft.com/office/word/2018/wordml" xmlns:w16sdtdh="http://schemas.microsoft.com/office/word/2020/wordml/sdtdatahash" xmlns:w16se="http://schemas.microsoft.com/office/word/2015/wordml/symex" xmlns:wpg="http://schemas.microsoft.com/office/word/2010/wordprocessingGroup" xmlns:wpi="http://schemas.microsoft.com/office/word/2010/wordprocessingInk" xmlns:wne="http://schemas.microsoft.com/office/word/2006/wordml" xmlns:wps="http://schemas.microsoft.com/office/word/2010/wordprocessingShape" mc:Ignorable="w14 w15 w16se w16cid w16 w16cex w16sdtdh wp14">
+<w:hdr xmlns:wpc="http://schemas.microsoft.com/office/word/2010/wordprocessingCanvas" xmlns:cx="http://schemas.microsoft.com/office/drawing/2014/chartex" xmlns:cx1="http://schemas.microsoft.com/office/drawing/2015/9/8/chartex" xmlns:cx2="http://schemas.microsoft.com/office/drawing/2015/10/21/chartex" xmlns:cx3="http://schemas.microsoft.com/office/drawing/2016/5/9/chartex" xmlns:cx4="http://schemas.microsoft.com/office/drawing/2016/5/10/chartex" xmlns:cx5="http://schemas.microsoft.com/office/drawing/2016/5/11/chartex" xmlns:cx6="http://schemas.microsoft.com/office/drawing/2016/5/12/chartex" xmlns:cx7="http://schemas.microsoft.com/office/drawing/2016/5/13/chartex" xmlns:cx8="http://schemas.microsoft.com/office/drawing/2016/5/14/chartex" xmlns:mc="http://schemas.openxmlformats.org/markup-compatibility/2006" xmlns:aink="http://schemas.microsoft.com/office/drawing/2016/ink" xmlns:am3d="http://schemas.microsoft.com/office/drawing/2017/model3d" xmlns:o="urn:schemas-microsoft-com:office:office" xmlns:oel="http://schemas.microsoft.com/office/2019/extlst" xmlns:r="http://schemas.openxmlformats.org/officeDocument/2006/relationships" xmlns:m="http://schemas.openxmlformats.org/officeDocument/2006/math" xmlns:v="urn:schemas-microsoft-com:vml" xmlns:wp14="http://schemas.microsoft.com/office/word/2010/wordprocessingDrawing" xmlns:wp="http://schemas.openxmlformats.org/drawingml/2006/wordprocessingDrawing" xmlns:w10="urn:schemas-microsoft-com:office:word" xmlns:w="http://schemas.openxmlformats.org/wordprocessingml/2006/main" xmlns:w14="http://schemas.microsoft.com/office/word/2010/wordml" xmlns:w15="http://schemas.microsoft.com/office/word/2012/wordml" xmlns:w16cex="http://schemas.microsoft.com/office/word/2018/wordml/cex" xmlns:w16cid="http://schemas.microsoft.com/office/word/2016/wordml/cid" xmlns:w16="http://schemas.microsoft.com/office/word/2018/wordml" xmlns:w16du="http://schemas.microsoft.com/office/word/2023/wordml/word16du" xmlns:w16sdtdh="http://schemas.microsoft.com/office/word/2020/wordml/sdtdatahash" xmlns:w16sdtfl="http://schemas.microsoft.com/office/word/2024/wordml/sdtformatlock" xmlns:w16se="http://schemas.microsoft.com/office/word/2015/wordml/symex" xmlns:wpg="http://schemas.microsoft.com/office/word/2010/wordprocessingGroup" xmlns:wpi="http://schemas.microsoft.com/office/word/2010/wordprocessingInk" xmlns:wne="http://schemas.microsoft.com/office/word/2006/wordml" xmlns:wps="http://schemas.microsoft.com/office/word/2010/wordprocessingShape" mc:Ignorable="w14 w15 w16se w16cid w16 w16cex w16sdtdh w16sdtfl w16du wp14">
   <w:p>
     <w:pPr>
       <w:pStyle w:val="Header"/>
@@ -1073,7 +1179,7 @@
     <w:r>
       <w:tab/>
       <w:tab/>
-      <w:t>2026-06-17</w:t>
+      <w:t>2026-06-18</w:t>
       <w:br/>
       <w:br/>
     </w:r>
@@ -1090,7 +1196,7 @@
 </file>
 
 <file path=word/numbering.xml><?xml version="1.0" encoding="utf-8"?>
-<w:numbering xmlns:wpc="http://schemas.microsoft.com/office/word/2010/wordprocessingCanvas" xmlns:cx="http://schemas.microsoft.com/office/drawing/2014/chartex" xmlns:cx1="http://schemas.microsoft.com/office/drawing/2015/9/8/chartex" xmlns:cx2="http://schemas.microsoft.com/office/drawing/2015/10/21/chartex" xmlns:cx3="http://schemas.microsoft.com/office/drawing/2016/5/9/chartex" xmlns:cx4="http://schemas.microsoft.com/office/drawing/2016/5/10/chartex" xmlns:cx5="http://schemas.microsoft.com/office/drawing/2016/5/11/chartex" xmlns:cx6="http://schemas.microsoft.com/office/drawing/2016/5/12/chartex" xmlns:cx7="http://schemas.microsoft.com/office/drawing/2016/5/13/chartex" xmlns:cx8="http://schemas.microsoft.com/office/drawing/2016/5/14/chartex" xmlns:mc="http://schemas.openxmlformats.org/markup-compatibility/2006" xmlns:aink="http://schemas.microsoft.com/office/drawing/2016/ink" xmlns:am3d="http://schemas.microsoft.com/office/drawing/2017/model3d" xmlns:o="urn:schemas-microsoft-com:office:office" xmlns:oel="http://schemas.microsoft.com/office/2019/extlst" xmlns:r="http://schemas.openxmlformats.org/officeDocument/2006/relationships" xmlns:m="http://schemas.openxmlformats.org/officeDocument/2006/math" xmlns:v="urn:schemas-microsoft-com:vml" xmlns:wp14="http://schemas.microsoft.com/office/word/2010/wordprocessingDrawing" xmlns:wp="http://schemas.openxmlformats.org/drawingml/2006/wordprocessingDrawing" xmlns:w10="urn:schemas-microsoft-com:office:word" xmlns:w="http://schemas.openxmlformats.org/wordprocessingml/2006/main" xmlns:w14="http://schemas.microsoft.com/office/word/2010/wordml" xmlns:w15="http://schemas.microsoft.com/office/word/2012/wordml" xmlns:w16cex="http://schemas.microsoft.com/office/word/2018/wordml/cex" xmlns:w16cid="http://schemas.microsoft.com/office/word/2016/wordml/cid" xmlns:w16="http://schemas.microsoft.com/office/word/2018/wordml" xmlns:w16sdtdh="http://schemas.microsoft.com/office/word/2020/wordml/sdtdatahash" xmlns:w16se="http://schemas.microsoft.com/office/word/2015/wordml/symex" xmlns:wpg="http://schemas.microsoft.com/office/word/2010/wordprocessingGroup" xmlns:wpi="http://schemas.microsoft.com/office/word/2010/wordprocessingInk" xmlns:wne="http://schemas.microsoft.com/office/word/2006/wordml" xmlns:wps="http://schemas.microsoft.com/office/word/2010/wordprocessingShape" mc:Ignorable="w14 w15 w16se w16cid w16 w16cex w16sdtdh wp14">
+<w:numbering xmlns:wpc="http://schemas.microsoft.com/office/word/2010/wordprocessingCanvas" xmlns:cx="http://schemas.microsoft.com/office/drawing/2014/chartex" xmlns:cx1="http://schemas.microsoft.com/office/drawing/2015/9/8/chartex" xmlns:cx2="http://schemas.microsoft.com/office/drawing/2015/10/21/chartex" xmlns:cx3="http://schemas.microsoft.com/office/drawing/2016/5/9/chartex" xmlns:cx4="http://schemas.microsoft.com/office/drawing/2016/5/10/chartex" xmlns:cx5="http://schemas.microsoft.com/office/drawing/2016/5/11/chartex" xmlns:cx6="http://schemas.microsoft.com/office/drawing/2016/5/12/chartex" xmlns:cx7="http://schemas.microsoft.com/office/drawing/2016/5/13/chartex" xmlns:cx8="http://schemas.microsoft.com/office/drawing/2016/5/14/chartex" xmlns:mc="http://schemas.openxmlformats.org/markup-compatibility/2006" xmlns:aink="http://schemas.microsoft.com/office/drawing/2016/ink" xmlns:am3d="http://schemas.microsoft.com/office/drawing/2017/model3d" xmlns:o="urn:schemas-microsoft-com:office:office" xmlns:oel="http://schemas.microsoft.com/office/2019/extlst" xmlns:r="http://schemas.openxmlformats.org/officeDocument/2006/relationships" xmlns:m="http://schemas.openxmlformats.org/officeDocument/2006/math" xmlns:v="urn:schemas-microsoft-com:vml" xmlns:wp14="http://schemas.microsoft.com/office/word/2010/wordprocessingDrawing" xmlns:wp="http://schemas.openxmlformats.org/drawingml/2006/wordprocessingDrawing" xmlns:w10="urn:schemas-microsoft-com:office:word" xmlns:w="http://schemas.openxmlformats.org/wordprocessingml/2006/main" xmlns:w14="http://schemas.microsoft.com/office/word/2010/wordml" xmlns:w15="http://schemas.microsoft.com/office/word/2012/wordml" xmlns:w16cex="http://schemas.microsoft.com/office/word/2018/wordml/cex" xmlns:w16cid="http://schemas.microsoft.com/office/word/2016/wordml/cid" xmlns:w16="http://schemas.microsoft.com/office/word/2018/wordml" xmlns:w16du="http://schemas.microsoft.com/office/word/2023/wordml/word16du" xmlns:w16sdtdh="http://schemas.microsoft.com/office/word/2020/wordml/sdtdatahash" xmlns:w16sdtfl="http://schemas.microsoft.com/office/word/2024/wordml/sdtformatlock" xmlns:w16se="http://schemas.microsoft.com/office/word/2015/wordml/symex" xmlns:wpg="http://schemas.microsoft.com/office/word/2010/wordprocessingGroup" xmlns:wpi="http://schemas.microsoft.com/office/word/2010/wordprocessingInk" xmlns:wne="http://schemas.microsoft.com/office/word/2006/wordml" xmlns:wps="http://schemas.microsoft.com/office/word/2010/wordprocessingShape" mc:Ignorable="w14 w15 w16se w16cid w16 w16cex w16sdtdh w16sdtfl w16du wp14">
   <w:abstractNum w:abstractNumId="0" w15:restartNumberingAfterBreak="0">
     <w:nsid w:val="FFFFFF7C"/>
     <w:multiLevelType w:val="singleLevel"/>
@@ -1293,7 +1399,7 @@
 </file>
 
 <file path=word/styles.xml><?xml version="1.0" encoding="utf-8"?>
-<w:styles xmlns:mc="http://schemas.openxmlformats.org/markup-compatibility/2006" xmlns:r="http://schemas.openxmlformats.org/officeDocument/2006/relationships" xmlns:w="http://schemas.openxmlformats.org/wordprocessingml/2006/main" xmlns:w14="http://schemas.microsoft.com/office/word/2010/wordml" xmlns:w15="http://schemas.microsoft.com/office/word/2012/wordml" xmlns:w16cex="http://schemas.microsoft.com/office/word/2018/wordml/cex" xmlns:w16cid="http://schemas.microsoft.com/office/word/2016/wordml/cid" xmlns:w16="http://schemas.microsoft.com/office/word/2018/wordml" xmlns:w16sdtdh="http://schemas.microsoft.com/office/word/2020/wordml/sdtdatahash" xmlns:w16se="http://schemas.microsoft.com/office/word/2015/wordml/symex" mc:Ignorable="w14 w15 w16se w16cid w16 w16cex w16sdtdh">
+<w:styles xmlns:mc="http://schemas.openxmlformats.org/markup-compatibility/2006" xmlns:r="http://schemas.openxmlformats.org/officeDocument/2006/relationships" xmlns:w="http://schemas.openxmlformats.org/wordprocessingml/2006/main" xmlns:w14="http://schemas.microsoft.com/office/word/2010/wordml" xmlns:w15="http://schemas.microsoft.com/office/word/2012/wordml" xmlns:w16cex="http://schemas.microsoft.com/office/word/2018/wordml/cex" xmlns:w16cid="http://schemas.microsoft.com/office/word/2016/wordml/cid" xmlns:w16="http://schemas.microsoft.com/office/word/2018/wordml" xmlns:w16du="http://schemas.microsoft.com/office/word/2023/wordml/word16du" xmlns:w16sdtdh="http://schemas.microsoft.com/office/word/2020/wordml/sdtdatahash" xmlns:w16sdtfl="http://schemas.microsoft.com/office/word/2024/wordml/sdtformatlock" xmlns:w16se="http://schemas.microsoft.com/office/word/2015/wordml/symex" mc:Ignorable="w14 w15 w16se w16cid w16 w16cex w16sdtdh w16sdtfl w16du">
   <w:docDefaults>
     <w:rPrDefault>
       <w:rPr>
@@ -2051,7 +2157,7 @@
     <w:link w:val="TitleChar"/>
     <w:uiPriority w:val="10"/>
     <w:qFormat/>
-    <w:rsid w:val="007106C8"/>
+    <w:rsid w:val="00E854FA"/>
     <w:pPr>
       <w:spacing w:after="300" w:line="240" w:lineRule="auto"/>
       <w:contextualSpacing/>
@@ -2061,7 +2167,7 @@
       <w:rFonts w:eastAsiaTheme="majorEastAsia" w:cstheme="majorBidi"/>
       <w:spacing w:val="5"/>
       <w:kern w:val="28"/>
-      <w:sz w:val="52"/>
+      <w:sz w:val="40"/>
       <w:szCs w:val="52"/>
       <w:lang w:val="sv-SE" w:eastAsia="en-US" w:bidi="ar-SA"/>
     </w:rPr>
@@ -2071,12 +2177,12 @@
     <w:basedOn w:val="DefaultParagraphFont"/>
     <w:link w:val="Title"/>
     <w:uiPriority w:val="10"/>
-    <w:rsid w:val="007106C8"/>
+    <w:rsid w:val="00E854FA"/>
     <w:rPr>
       <w:rFonts w:ascii="Times New Roman" w:eastAsiaTheme="majorEastAsia" w:hAnsi="Times New Roman" w:cstheme="majorBidi"/>
       <w:spacing w:val="5"/>
       <w:kern w:val="28"/>
-      <w:sz w:val="52"/>
+      <w:sz w:val="40"/>
       <w:szCs w:val="52"/>
       <w:lang w:val="sv-SE" w:eastAsia="en-US" w:bidi="ar-SA"/>
     </w:rPr>

--- a/klagomål/A 63179-2025 FSC-klagomål.docx
+++ b/klagomål/A 63179-2025 FSC-klagomål.docx
@@ -1179,7 +1179,7 @@
     <w:r>
       <w:tab/>
       <w:tab/>
-      <w:t>2026-06-18</w:t>
+      <w:t>2026-06-19</w:t>
       <w:br/>
       <w:br/>
     </w:r>

--- a/klagomål/A 63179-2025 FSC-klagomål.docx
+++ b/klagomål/A 63179-2025 FSC-klagomål.docx
@@ -1179,7 +1179,7 @@
     <w:r>
       <w:tab/>
       <w:tab/>
-      <w:t>2026-06-19</w:t>
+      <w:t>2026-06-20</w:t>
       <w:br/>
       <w:br/>
     </w:r>

--- a/klagomål/A 63179-2025 FSC-klagomål.docx
+++ b/klagomål/A 63179-2025 FSC-klagomål.docx
@@ -168,38 +168,7 @@
     </w:p>
     <w:p>
       <w:r>
-        <w:t>Detta dokument behandlar höga naturvärden i avverkningsanmälan A 63179-2025 i Åre kommun som inkom 2025-12-19 och omfattar 6,0 ha.</w:t>
-      </w:r>
-    </w:p>
-    <w:p>
-      <w:r>
-        <w:t>Nedan presenteras fynd av naturvårdsarter och fridlysta arter som gjorts i det avverkningsanmälda området, samt relevanta utdrag ur standarderna för FSC, Chain of Custody, Controlled Wood och PEFC. I BILAGA 1 finns artfakta om fridlysta arter.</w:t>
-      </w:r>
-    </w:p>
-    <w:p>
-      <w:r>
-        <w:t>Vi förväntar oss att ni återkommer med ett skriftligt svar på vårt klagomål och även beskriver vilka korrigerande åtgärder ni satt in för att rätta till identifierade brister i er efterlevnad av den svenska FSC standarden.</w:t>
-      </w:r>
-    </w:p>
-    <w:p>
-      <w:pPr>
-        <w:pStyle w:val="Heading1"/>
-      </w:pPr>
-      <w:r>
-        <w:t>Naturvårdsarter</w:t>
-      </w:r>
-    </w:p>
-    <w:p>
-      <w:r>
-        <w:t>I och inom 5 meter från avverkningsanmälan har följande 11 naturvårdsarter hittats: garnlav (VU, T), norsk näverlav (VU), gammelgransskål (NT, T), kavernularia (NT), liten svartspik (NT), skrovellav (NT, T), tretåig hackspett (NT, T, §4), vitgrynig nållav (NT), norrlandslav (S, T), stuplav (S, T) och brudsporre (§8). Av dessa är 8 rödlistade. För rödlistade arter har rödlistekategorin angivits inom parentes. Arter som är signalarter enligt Skogsstyrelsen har markerats med (S). Typiska arter inom Natura 2000 som är kopplade till skogsekosystem har markerats med (T). För fridlysta arter anges även paragrafen i Artskyddsförordningen som arten är fridlyst enligt.</w:t>
-      </w:r>
-    </w:p>
-    <w:p>
-      <w:r>
-        <w:t>De påträffade naturvårdsarterna är ett tydligt kvitto på att det rör sig om en skog med höga naturvärden.</w:t>
-      </w:r>
-      <w:r>
-        <w:t xml:space="preserve"> I Figur 1 visas fyndplatser för naturvårdsarter i området, som finns registrerade på Artportalen.</w:t>
+        <w:t>Detta klagomål behandlar höga naturvärden i avverkningsanmälan A 63179-2025 i Åre kommun som inkom 2025-12-19 och omfattar 6,0 ha.</w:t>
       </w:r>
     </w:p>
     <w:p>
@@ -247,34 +216,164 @@
         <w:spacing w:after="240"/>
       </w:pPr>
       <w:r>
-        <w:t>Figur 1. Fyndplatser för naturvårdsarter i och inom 5 meter från avverkningsanmälan (röd linje). Markörer utan svart kant är placerade på fyndplatsen. Markörer med svart kant är placerade vid sidan av fyndplatsen och har ett svart streck som visar fyndplatsens exakta position. Kartans mittpunktskoordinat är N 7048126, E 417577 i SWEREF 99 TM.</w:t>
+        <w:t>Figur 1. Fyndplatser för naturvårdsarter i och inom 5 meter från avverkningsanmälan. Markörer utan svart kant är placerade på fyndplatsen. Markörer med svart kant är placerade vid sidan av fyndplatsen har ett svart streck som visar fyndplatsens exakta position. Kartans mittpunktskoordinat är N 7048126, E 417577 i SWEREF 99 TM.</w:t>
+      </w:r>
+    </w:p>
+    <w:p>
+      <w:r>
+        <w:t>I och inom 5 meter från avverkningsanmälan finns fynd av 11 naturvårdsarter, varav 8 är rödlistade, 2 är fridlysta, 6 är typiska (T) och 2 är signalarter (S): garnlav (VU, T), norsk näverlav (VU), gammelgransskål (NT, T), kavernularia (NT), liten svartspik (NT), skrovellav (NT, T), tretåig hackspett (NT, T, §4), vitgrynig nållav (NT), norrlandslav (S, T), stuplav (S, T) och brudsporre (§8). Se Figur 1.</w:t>
+      </w:r>
+    </w:p>
+    <w:p>
+      <w:r>
+        <w:t>Nedan presenteras relevanta utdrag ur standarderna för FSC, Chain of Custody, Controlled Wood och PEFC.</w:t>
+      </w:r>
+    </w:p>
+    <w:p>
+      <w:r>
+        <w:t>Vi förväntar oss att ni återkommer med ett skriftligt svar på vårt klagomål och även beskriver vilka korrigerande åtgärder ni satt in för att rätta till identifierade brister i er efterlevnad av den svenska FSC standarden.</w:t>
       </w:r>
     </w:p>
     <w:p>
       <w:pPr>
-        <w:pStyle w:val="Heading2"/>
+        <w:pStyle w:val="Heading1"/>
       </w:pPr>
       <w:r>
-        <w:t>Fridlysta arter</w:t>
+        <w:t>Naturvårdsarter och fridlysta arter</w:t>
       </w:r>
     </w:p>
     <w:p>
       <w:r>
-        <w:t>Följande fridlysta arter har sina livsmiljöer och växtplatser i den avverkningsanmälda skogen: tretåig hackspett (NT, T, §4) och brudsporre (§8).</w:t>
+        <w:t>Nedan följer beskrivningar av de naturvårdsarter och fridlysta arter som har sina livsmiljöer och växtplatser i den avverkningsanmälda skogen. Se även ytterligare artfakta i BILAGA 1. De påträffade naturvårdsarterna är ett tydligt kvitto på att det rör sig om en skog med höga naturvärden.</w:t>
       </w:r>
     </w:p>
     <w:p>
-      <w:r>
-        <w:t xml:space="preserve">Observera att medlemsländerna är skyldiga att agera i enlighet med EU:s fågeldirektiv där det uttryckligen står att direktivet gäller för fåglar samt för deras ägg, bon och </w:t>
-      </w:r>
       <w:r>
         <w:rPr>
           <w:b/>
         </w:rPr>
-        <w:t xml:space="preserve">livsmiljöer </w:t>
-      </w:r>
-      <w:r>
-        <w:t>(artikel 1). Vidare att de åtgärder som vidtas inte får leda till en försämring av den nuvarande situationen beträffande bevarandet av de fågelarter som avses i artikel 1 (artikel 13). Fågeldirektivet är styrande för tillsynsansvariga myndigheters ärendehantering, ställningstaganden och beslutsfattande.</w:t>
+        <w:t>Garnlav (VU)</w:t>
+      </w:r>
+      <w:r>
+        <w:t xml:space="preserve"> är en utpräglad barrskogsart som ibland kan drapera träden i norrländska grannaturskogar med hög luftfuktighet. Den förekommer även i talldominerade bestånd där den, förutom i trädens grenverk, påträffas hängande över ojämnheter i tallbarken. Arten har minskat starkt i södra och mellersta Sverige och den minskar även i sitt nordliga utbredningsområde. Minskningstakten uppgår till 30 (20–50) % inom 50 år och överstiger gränsvärdet för Sårbar (VU). Orsaken till tillbakagången beror främst på slutavverkningar av naturskogsartade skogar. Bestånd med riklig förekomst bör regelmässigt sparas, vilket även gynnar flera andra sällsynta och rödlistade arter. Garnlav är värdväxt för den mycket sällsynta och akut hotade fjärilen barrskogslavfly (CR) som hör hemma i boreala barrskogar med riklig förekomst av värdväxten. Tidigare kunde arten konstateras årligen på flera platser vid Dala-Floda i Dalarna innan lokalerna kalavverkades. Senaste fyndet i landet av barrskogslavfly är från år 2000 då den påträffades vid Högberget i Sollefteå kommun. Garnlav är typisk art för </w:t>
+      </w:r>
+      <w:r>
+        <w:rPr>
+          <w:i/>
+        </w:rPr>
+        <w:t xml:space="preserve">9010 Taiga </w:t>
+      </w:r>
+      <w:r>
+        <w:t>och</w:t>
+      </w:r>
+      <w:r>
+        <w:rPr>
+          <w:i/>
+        </w:rPr>
+        <w:t xml:space="preserve"> 9070 Trädklädd betesmark</w:t>
+      </w:r>
+      <w:r>
+        <w:t xml:space="preserve"> (SLU Artdatabanken, 2026).</w:t>
+      </w:r>
+    </w:p>
+    <w:p>
+      <w:r>
+        <w:rPr>
+          <w:b/>
+        </w:rPr>
+        <w:t>Norsk näverlav (VU)</w:t>
+      </w:r>
+      <w:r>
+        <w:t>, rödlistad som sårbar, är en suboceanisk art och påträffas bara i områden med hög och jämn luftfuktighet. Den växer i fuktiga granskogar, främst på stammar eller grenar av äldre björkar och granar. Arten är placerad i toppen av Skogsstyrelsens värdepyramid för bedömning av skog med höga naturvärden och försvinner eller missgynnas starkt vid all form av avverkning på eller i anslutning till lokalerna. Norsk näverlav har en hög andel av sin världspopulation i Norge och Sverige vilket medför ett särskilt ansvar för arten (Nitare &amp; Skogsstyrelsen, 2019; SLU Artdatabanken, 2024).</w:t>
+      </w:r>
+    </w:p>
+    <w:p>
+      <w:r>
+        <w:rPr>
+          <w:b/>
+        </w:rPr>
+        <w:t>Gammelgransskål (NT)</w:t>
+      </w:r>
+      <w:r>
+        <w:t xml:space="preserve"> är en liten skålsvamp som växer på gamla granar med skrovlig bark. Typiska växtplatser är gransumpskog i myrkanter, bäckdråg, bäckraviner och skuggiga bergssluttningar, men också skog på torrare mark kan hysa arten om beståndet har stark naturskogskaraktär. Bestånd med arten bör behandlas som nyckelbiotoper och sparas vid en slutavverkning. Även gallring bör undvikas. Gammelgransskål är typisk art för </w:t>
+      </w:r>
+      <w:r>
+        <w:rPr>
+          <w:i/>
+        </w:rPr>
+        <w:t>9010 Taiga</w:t>
+      </w:r>
+      <w:r>
+        <w:t xml:space="preserve"> (SLU Artdatabanken, 2024; Nitare &amp; Skogsstyrelsen, 2019).</w:t>
+      </w:r>
+    </w:p>
+    <w:p>
+      <w:r>
+        <w:rPr>
+          <w:b/>
+        </w:rPr>
+        <w:t>Kavernularia (NT)</w:t>
+      </w:r>
+      <w:r>
+        <w:t xml:space="preserve"> är en rikligt förgrenad bladlav, som på den svarta undersidan har rikligt med karaktäristiska små håligheter, s. k. cavernulae. Den växer på de nedre tunna grenarna av gran i halvöppna gamla granskogar i områden av Jämtland och Åsele Lappmark med ett suboceaniskt klimat. Avverkning av kontinuitetsskogar med hög och jämn luftfuktighet är ett hot. Flera områden med kavernularia måste skyddas (SLU Artdatabanken, 2024).</w:t>
+      </w:r>
+    </w:p>
+    <w:p>
+      <w:r>
+        <w:rPr>
+          <w:b/>
+        </w:rPr>
+        <w:t>Liten svartspik (NT)</w:t>
+      </w:r>
+      <w:r>
+        <w:t xml:space="preserve"> växer på granbark i boreala barrskogar med lång trädkontinuitet och hög luftfuktighet. Orsaken till tillbakagången beror på främst på slutavverkningar av naturskogsartade granskogar. Bestånd med riklig förekomst av liten svartspik bör regelmässigt sparas. Naturhänsyn i samband med slutavverkning måste ske så att man undviker uttorkningseffekter (SLU Artdatabanken, 2024).</w:t>
+      </w:r>
+    </w:p>
+    <w:p>
+      <w:r>
+        <w:rPr>
+          <w:b/>
+        </w:rPr>
+        <w:t>Skrovellav (NT)</w:t>
+      </w:r>
+      <w:r>
+        <w:t xml:space="preserve"> växer på gamla lövträd och på klippor i gamla skogar med hög och jämn luftfuktighet. Slutavverkning av kontinuitetsskog utgör det största hotet och lavens fortsatta förekomst bör säkerställas genom att lokaler med äldre skog skyddas. I områden med mycket hög luftfuktighet kan man på bålen av skrovellav finna de sällsynta parasitsvamparna skrovellavsknapp (EN), </w:t>
+      </w:r>
+      <w:r>
+        <w:rPr>
+          <w:i/>
+        </w:rPr>
+        <w:t>Catillaria lobariicola</w:t>
+      </w:r>
+      <w:r>
+        <w:t xml:space="preserve"> (VU) och </w:t>
+      </w:r>
+      <w:r>
+        <w:rPr>
+          <w:i/>
+        </w:rPr>
+        <w:t>Merismatium lobariae</w:t>
+      </w:r>
+      <w:r>
+        <w:t xml:space="preserve"> (DD). Skrovellav är typisk art för </w:t>
+      </w:r>
+      <w:r>
+        <w:rPr>
+          <w:i/>
+        </w:rPr>
+        <w:t xml:space="preserve">9010 Taiga, 9020 Nordlig ädellövskog, 9040 Fjällbjörkskog, 9070 Trädklädd betesmark, 9160 Näringsrik ekskog, 9180 Ädellövskog i branter, 9190 Näringsfattig ekskog, 8210 Kalkbranter </w:t>
+      </w:r>
+      <w:r>
+        <w:t xml:space="preserve">och </w:t>
+      </w:r>
+      <w:r>
+        <w:rPr>
+          <w:i/>
+        </w:rPr>
+        <w:t>6530 Lövängar</w:t>
+      </w:r>
+      <w:r>
+        <w:t xml:space="preserve"> (SLU Artdatabanken, 2026; Nitare &amp; Skogsstyrelsen, 2019).</w:t>
       </w:r>
     </w:p>
     <w:p>
@@ -308,26 +407,89 @@
     </w:p>
     <w:p>
       <w:r>
-        <w:t>I BILAGA 1 finns mer detaljerad information om ekologi samt krav på livsmiljö hos fridlysta arter.</w:t>
-      </w:r>
-    </w:p>
-    <w:p>
-      <w:pPr>
-        <w:pStyle w:val="Heading2"/>
-      </w:pPr>
-      <w:r>
-        <w:t>Övriga naturvårdsarter</w:t>
-      </w:r>
-    </w:p>
-    <w:p>
-      <w:r>
         <w:rPr>
           <w:b/>
         </w:rPr>
-        <w:t>Gammelgransskål (NT)</w:t>
-      </w:r>
-      <w:r>
-        <w:t xml:space="preserve"> är en liten skålsvamp som växer på gamla granar med skrovlig bark. Typiska växtplatser är gransumpskog i myrkanter, bäckdråg, bäckraviner och skuggiga bergssluttningar, men också skog på torrare mark kan hysa arten om beståndet har stark naturskogskaraktär. Bestånd med arten bör behandlas som nyckelbiotoper och sparas vid en slutavverkning. Även gallring bör undvikas. Gammelgransskål är typisk art för </w:t>
+        <w:t>Vitgrynig nållav (NT)</w:t>
+      </w:r>
+      <w:r>
+        <w:t xml:space="preserve"> växer nästan uteslutande på bark av gamla, senvuxna granar i skuggiga lägen med hög och jämn luftfuktighet. Den vanligaste naturtypen för arten är kontinuitetsskogar på frisk mark men den finns också i sumpgranskogar. På lång sikt utgör avverkningar av olikåldriga granskogar av naturskogskaraktär ett allvarligt hot mot arten och skogsbruksåtgärder på eller i närheten av växtplatserna bör undvikas. Naturskogsartade, fuktiga granskogar med förekomster av arten signalerar höga biologiska värden och bör bevaras (SLU Artdatabanken, 2024; Nitare &amp; Skogsstyrelsen, 2019).</w:t>
+      </w:r>
+    </w:p>
+    <w:p>
+      <w:r>
+        <w:rPr>
+          <w:b/>
+        </w:rPr>
+        <w:t xml:space="preserve">Norrlandslav </w:t>
+      </w:r>
+      <w:r>
+        <w:t xml:space="preserve">indikerar söder om den naturliga norrlandsgränsen barrskogsbeklädda bergbranter eller andra ostörda skogsmiljöer med höga naturvärden. Norrlandslav är typisk art för </w:t>
+      </w:r>
+      <w:r>
+        <w:rPr>
+          <w:i/>
+        </w:rPr>
+        <w:t xml:space="preserve">9010 Taiga, 8110 Silikatrasmarker </w:t>
+      </w:r>
+      <w:r>
+        <w:t>och</w:t>
+      </w:r>
+      <w:r>
+        <w:rPr>
+          <w:i/>
+        </w:rPr>
+        <w:t xml:space="preserve"> 8120 Kalkrasmarker </w:t>
+      </w:r>
+      <w:r>
+        <w:t>(Nitare &amp; Skogsstyrelsen, 2000; SLU Artdatabanken, 2025).</w:t>
+      </w:r>
+    </w:p>
+    <w:p>
+      <w:r>
+        <w:rPr>
+          <w:b/>
+        </w:rPr>
+        <w:t>Stuplav</w:t>
+      </w:r>
+      <w:r>
+        <w:t xml:space="preserve"> är en mycket bra signalart i hela sitt utbredningsområde och förekommer nästan enbart i skogsmiljöer med höga naturvärden. Den indikerar långvarig förekomst av gamla lövträd och miljöer med konstant hög luftfuktighet. I skogar med suboceaniskt klimat finns det en mycket sällsynt parasit, njurlavsknapp </w:t>
+      </w:r>
+      <w:r>
+        <w:rPr>
+          <w:i/>
+        </w:rPr>
+        <w:t>Pletocarpon nephromeum</w:t>
+      </w:r>
+      <w:r>
+        <w:t xml:space="preserve"> (EN), som växer på stuplav. Ytterligare tre sällsynta lavparasiter, </w:t>
+      </w:r>
+      <w:r>
+        <w:rPr>
+          <w:i/>
+        </w:rPr>
+        <w:t>Protounguicularia nephromatis</w:t>
+      </w:r>
+      <w:r>
+        <w:t xml:space="preserve"> (VU), </w:t>
+      </w:r>
+      <w:r>
+        <w:rPr>
+          <w:i/>
+        </w:rPr>
+        <w:t>Refractohilum galligenum</w:t>
+      </w:r>
+      <w:r>
+        <w:t xml:space="preserve"> (NT) och </w:t>
+      </w:r>
+      <w:r>
+        <w:rPr>
+          <w:i/>
+        </w:rPr>
+        <w:t>Roselliniella nephromatis</w:t>
+      </w:r>
+      <w:r>
+        <w:t xml:space="preserve"> (DD), kan också påträffas på stuplav. Stuplav är typisk art för </w:t>
       </w:r>
       <w:r>
         <w:rPr>
@@ -336,212 +498,7 @@
         <w:t>9010 Taiga</w:t>
       </w:r>
       <w:r>
-        <w:t xml:space="preserve"> (SLU Artdatabanken, 2024; Nitare &amp; Skogsstyrelsen, 2019).</w:t>
-      </w:r>
-    </w:p>
-    <w:p>
-      <w:r>
-        <w:rPr>
-          <w:b/>
-        </w:rPr>
-        <w:t>Garnlav (VU)</w:t>
-      </w:r>
-      <w:r>
-        <w:t xml:space="preserve"> är en utpräglad barrskogsart som ibland kan drapera träden i norrländska grannaturskogar med hög luftfuktighet. Den förekommer även i talldominerade bestånd där den, förutom i trädens grenverk, påträffas hängande över ojämnheter i tallbarken. Arten har minskat starkt i södra och mellersta Sverige och den minskar även i sitt nordliga utbredningsområde. Minskningstakten uppgår till 30 (20–50) % inom 50 år och överstiger gränsvärdet för Sårbar (VU). Orsaken till tillbakagången beror främst på slutavverkningar av naturskogsartade skogar. Bestånd med riklig förekomst bör regelmässigt sparas, vilket även gynnar flera andra sällsynta och rödlistade arter. Garnlav är värdväxt för den mycket sällsynta och akut hotade fjärilen barrskogslavfly (CR) som hör hemma i boreala barrskogar med riklig förekomst av värdväxten. Tidigare kunde arten konstateras årligen på flera platser vid Dala-Floda i Dalarna innan lokalerna kalavverkades. Senaste fyndet i landet av barrskogslavfly är från år 2000 då den påträffades vid Högberget i Sollefteå kommun. Garnlav är typisk art för </w:t>
-      </w:r>
-      <w:r>
-        <w:rPr>
-          <w:i/>
-        </w:rPr>
-        <w:t xml:space="preserve">9010 Taiga </w:t>
-      </w:r>
-      <w:r>
-        <w:t>och</w:t>
-      </w:r>
-      <w:r>
-        <w:rPr>
-          <w:i/>
-        </w:rPr>
-        <w:t xml:space="preserve"> 9070 Trädklädd betesmark</w:t>
-      </w:r>
-      <w:r>
-        <w:t xml:space="preserve"> (SLU Artdatabanken, 2026).</w:t>
-      </w:r>
-    </w:p>
-    <w:p>
-      <w:r>
-        <w:rPr>
-          <w:b/>
-        </w:rPr>
-        <w:t>Kavernularia (NT)</w:t>
-      </w:r>
-      <w:r>
-        <w:t xml:space="preserve"> är en rikligt förgrenad bladlav, som på den svarta undersidan har rikligt med karaktäristiska små håligheter, s. k. cavernulae. Den växer på de nedre tunna grenarna av gran i halvöppna gamla granskogar i områden av Jämtland och Åsele Lappmark med ett suboceaniskt klimat. Avverkning av kontinuitetsskogar med hög och jämn luftfuktighet är ett hot. Flera områden med kavernularia måste skyddas (SLU Artdatabanken, 2024).</w:t>
-      </w:r>
-    </w:p>
-    <w:p>
-      <w:r>
-        <w:rPr>
-          <w:b/>
-        </w:rPr>
-        <w:t>Liten svartspik (NT)</w:t>
-      </w:r>
-      <w:r>
-        <w:t xml:space="preserve"> växer på granbark i boreala barrskogar med lång trädkontinuitet och hög luftfuktighet. Orsaken till tillbakagången beror på främst på slutavverkningar av naturskogsartade granskogar. Bestånd med riklig förekomst av liten svartspik bör regelmässigt sparas. Naturhänsyn i samband med slutavverkning måste ske så att man undviker uttorkningseffekter (SLU Artdatabanken, 2024).</w:t>
-      </w:r>
-    </w:p>
-    <w:p>
-      <w:r>
-        <w:rPr>
-          <w:b/>
-        </w:rPr>
-        <w:t xml:space="preserve">Norrlandslav </w:t>
-      </w:r>
-      <w:r>
-        <w:t xml:space="preserve">indikerar söder om den naturliga norrlandsgränsen barrskogsbeklädda bergbranter eller andra ostörda skogsmiljöer med höga naturvärden. Norrlandslav är typisk art för </w:t>
-      </w:r>
-      <w:r>
-        <w:rPr>
-          <w:i/>
-        </w:rPr>
-        <w:t xml:space="preserve">9010 Taiga, 8110 Silikatrasmarker </w:t>
-      </w:r>
-      <w:r>
-        <w:t>och</w:t>
-      </w:r>
-      <w:r>
-        <w:rPr>
-          <w:i/>
-        </w:rPr>
-        <w:t xml:space="preserve"> 8120 Kalkrasmarker </w:t>
-      </w:r>
-      <w:r>
-        <w:t>(Nitare &amp; Skogsstyrelsen, 2000; SLU Artdatabanken, 2025).</w:t>
-      </w:r>
-    </w:p>
-    <w:p>
-      <w:r>
-        <w:rPr>
-          <w:b/>
-        </w:rPr>
-        <w:t>Norsk näverlav (VU)</w:t>
-      </w:r>
-      <w:r>
-        <w:t>, rödlistad som sårbar, är en suboceanisk art och påträffas bara i områden med hög och jämn luftfuktighet. Den växer i fuktiga granskogar, främst på stammar eller grenar av äldre björkar och granar. Arten är placerad i toppen av Skogsstyrelsens värdepyramid för bedömning av skog med höga naturvärden och försvinner eller missgynnas starkt vid all form av avverkning på eller i anslutning till lokalerna. Norsk näverlav har en hög andel av sin världspopulation i Norge och Sverige vilket medför ett särskilt ansvar för arten (Nitare &amp; Skogsstyrelsen, 2019; SLU Artdatabanken, 2024).</w:t>
-      </w:r>
-    </w:p>
-    <w:p>
-      <w:r>
-        <w:rPr>
-          <w:b/>
-        </w:rPr>
-        <w:t>Skrovellav (NT)</w:t>
-      </w:r>
-      <w:r>
-        <w:t xml:space="preserve"> växer på gamla lövträd och på klippor i gamla skogar med hög och jämn luftfuktighet. Slutavverkning av kontinuitetsskog utgör det största hotet och lavens fortsatta förekomst bör säkerställas genom att lokaler med äldre skog skyddas. I områden med mycket hög luftfuktighet kan man på bålen av skrovellav finna de sällsynta parasitsvamparna skrovellavsknapp (EN), </w:t>
-      </w:r>
-      <w:r>
-        <w:rPr>
-          <w:i/>
-        </w:rPr>
-        <w:t>Catillaria lobariicola</w:t>
-      </w:r>
-      <w:r>
-        <w:t xml:space="preserve"> (VU) och </w:t>
-      </w:r>
-      <w:r>
-        <w:rPr>
-          <w:i/>
-        </w:rPr>
-        <w:t>Merismatium lobariae</w:t>
-      </w:r>
-      <w:r>
-        <w:t xml:space="preserve"> (DD). Skrovellav är typisk art för </w:t>
-      </w:r>
-      <w:r>
-        <w:rPr>
-          <w:i/>
-        </w:rPr>
-        <w:t xml:space="preserve">9010 Taiga, 9020 Nordlig ädellövskog, 9040 Fjällbjörkskog, 9070 Trädklädd betesmark, 9160 Näringsrik ekskog, 9180 Ädellövskog i branter, 9190 Näringsfattig ekskog, 8210 Kalkbranter </w:t>
-      </w:r>
-      <w:r>
-        <w:t xml:space="preserve">och </w:t>
-      </w:r>
-      <w:r>
-        <w:rPr>
-          <w:i/>
-        </w:rPr>
-        <w:t>6530 Lövängar</w:t>
-      </w:r>
-      <w:r>
         <w:t xml:space="preserve"> (SLU Artdatabanken, 2026; Nitare &amp; Skogsstyrelsen, 2019).</w:t>
-      </w:r>
-    </w:p>
-    <w:p>
-      <w:r>
-        <w:rPr>
-          <w:b/>
-        </w:rPr>
-        <w:t>Stuplav</w:t>
-      </w:r>
-      <w:r>
-        <w:t xml:space="preserve"> är en mycket bra signalart i hela sitt utbredningsområde och förekommer nästan enbart i skogsmiljöer med höga naturvärden. Den indikerar långvarig förekomst av gamla lövträd och miljöer med konstant hög luftfuktighet. I skogar med suboceaniskt klimat finns det en mycket sällsynt parasit, njurlavsknapp </w:t>
-      </w:r>
-      <w:r>
-        <w:rPr>
-          <w:i/>
-        </w:rPr>
-        <w:t>Pletocarpon nephromeum</w:t>
-      </w:r>
-      <w:r>
-        <w:t xml:space="preserve"> (EN), som växer på stuplav. Ytterligare tre sällsynta lavparasiter, </w:t>
-      </w:r>
-      <w:r>
-        <w:rPr>
-          <w:i/>
-        </w:rPr>
-        <w:t>Protounguicularia nephromatis</w:t>
-      </w:r>
-      <w:r>
-        <w:t xml:space="preserve"> (VU), </w:t>
-      </w:r>
-      <w:r>
-        <w:rPr>
-          <w:i/>
-        </w:rPr>
-        <w:t>Refractohilum galligenum</w:t>
-      </w:r>
-      <w:r>
-        <w:t xml:space="preserve"> (NT) och </w:t>
-      </w:r>
-      <w:r>
-        <w:rPr>
-          <w:i/>
-        </w:rPr>
-        <w:t>Roselliniella nephromatis</w:t>
-      </w:r>
-      <w:r>
-        <w:t xml:space="preserve"> (DD), kan också påträffas på stuplav. Stuplav är typisk art för </w:t>
-      </w:r>
-      <w:r>
-        <w:rPr>
-          <w:i/>
-        </w:rPr>
-        <w:t>9010 Taiga</w:t>
-      </w:r>
-      <w:r>
-        <w:t xml:space="preserve"> (SLU Artdatabanken, 2026; Nitare &amp; Skogsstyrelsen, 2019).</w:t>
-      </w:r>
-    </w:p>
-    <w:p>
-      <w:r>
-        <w:rPr>
-          <w:b/>
-        </w:rPr>
-        <w:t>Vitgrynig nållav (NT)</w:t>
-      </w:r>
-      <w:r>
-        <w:t xml:space="preserve"> växer nästan uteslutande på bark av gamla, senvuxna granar i skuggiga lägen med hög och jämn luftfuktighet. Den vanligaste naturtypen för arten är kontinuitetsskogar på frisk mark men den finns också i sumpgranskogar. På lång sikt utgör avverkningar av olikåldriga granskogar av naturskogskaraktär ett allvarligt hot mot arten och skogsbruksåtgärder på eller i närheten av växtplatserna bör undvikas. Naturskogsartade, fuktiga granskogar med förekomster av arten signalerar höga biologiska värden och bör bevaras (SLU Artdatabanken, 2024; Nitare &amp; Skogsstyrelsen, 2019).</w:t>
       </w:r>
     </w:p>
     <w:p>
@@ -1179,7 +1136,7 @@
     <w:r>
       <w:tab/>
       <w:tab/>
-      <w:t>2026-06-20</w:t>
+      <w:t>2026-06-21</w:t>
       <w:br/>
       <w:br/>
     </w:r>

--- a/klagomål/A 63179-2025 FSC-klagomål.docx
+++ b/klagomål/A 63179-2025 FSC-klagomål.docx
@@ -1136,7 +1136,7 @@
     <w:r>
       <w:tab/>
       <w:tab/>
-      <w:t>2026-06-21</w:t>
+      <w:t>2026-06-22</w:t>
       <w:br/>
       <w:br/>
     </w:r>

--- a/klagomål/A 63179-2025 FSC-klagomål.docx
+++ b/klagomål/A 63179-2025 FSC-klagomål.docx
@@ -1136,7 +1136,7 @@
     <w:r>
       <w:tab/>
       <w:tab/>
-      <w:t>2026-06-22</w:t>
+      <w:t>2026-06-23</w:t>
       <w:br/>
       <w:br/>
     </w:r>

--- a/klagomål/A 63179-2025 FSC-klagomål.docx
+++ b/klagomål/A 63179-2025 FSC-klagomål.docx
@@ -1136,7 +1136,7 @@
     <w:r>
       <w:tab/>
       <w:tab/>
-      <w:t>2026-06-23</w:t>
+      <w:t>2026-06-24</w:t>
       <w:br/>
       <w:br/>
     </w:r>

--- a/klagomål/A 63179-2025 FSC-klagomål.docx
+++ b/klagomål/A 63179-2025 FSC-klagomål.docx
@@ -1136,7 +1136,7 @@
     <w:r>
       <w:tab/>
       <w:tab/>
-      <w:t>2026-06-24</w:t>
+      <w:t>2026-06-25</w:t>
       <w:br/>
       <w:br/>
     </w:r>

--- a/klagomål/A 63179-2025 FSC-klagomål.docx
+++ b/klagomål/A 63179-2025 FSC-klagomål.docx
@@ -1136,7 +1136,7 @@
     <w:r>
       <w:tab/>
       <w:tab/>
-      <w:t>2026-06-25</w:t>
+      <w:t>2026-06-26</w:t>
       <w:br/>
       <w:br/>
     </w:r>

--- a/klagomål/A 63179-2025 FSC-klagomål.docx
+++ b/klagomål/A 63179-2025 FSC-klagomål.docx
@@ -1136,7 +1136,7 @@
     <w:r>
       <w:tab/>
       <w:tab/>
-      <w:t>2026-06-26</w:t>
+      <w:t>2026-06-27</w:t>
       <w:br/>
       <w:br/>
     </w:r>

--- a/klagomål/A 63179-2025 FSC-klagomål.docx
+++ b/klagomål/A 63179-2025 FSC-klagomål.docx
@@ -1136,7 +1136,7 @@
     <w:r>
       <w:tab/>
       <w:tab/>
-      <w:t>2026-06-27</w:t>
+      <w:t>2026-06-28</w:t>
       <w:br/>
       <w:br/>
     </w:r>

--- a/klagomål/A 63179-2025 FSC-klagomål.docx
+++ b/klagomål/A 63179-2025 FSC-klagomål.docx
@@ -1136,7 +1136,7 @@
     <w:r>
       <w:tab/>
       <w:tab/>
-      <w:t>2026-06-28</w:t>
+      <w:t>2026-06-29</w:t>
       <w:br/>
       <w:br/>
     </w:r>

--- a/klagomål/A 63179-2025 FSC-klagomål.docx
+++ b/klagomål/A 63179-2025 FSC-klagomål.docx
@@ -1136,7 +1136,7 @@
     <w:r>
       <w:tab/>
       <w:tab/>
-      <w:t>2026-06-29</w:t>
+      <w:t>2026-06-30</w:t>
       <w:br/>
       <w:br/>
     </w:r>

--- a/klagomål/A 63179-2025 FSC-klagomål.docx
+++ b/klagomål/A 63179-2025 FSC-klagomål.docx
@@ -1136,7 +1136,7 @@
     <w:r>
       <w:tab/>
       <w:tab/>
-      <w:t>2026-06-30</w:t>
+      <w:t>2026-07-01</w:t>
       <w:br/>
       <w:br/>
     </w:r>

--- a/klagomål/A 63179-2025 FSC-klagomål.docx
+++ b/klagomål/A 63179-2025 FSC-klagomål.docx
@@ -1136,7 +1136,7 @@
     <w:r>
       <w:tab/>
       <w:tab/>
-      <w:t>2026-07-01</w:t>
+      <w:t>2026-07-02</w:t>
       <w:br/>
       <w:br/>
     </w:r>

--- a/klagomål/A 63179-2025 FSC-klagomål.docx
+++ b/klagomål/A 63179-2025 FSC-klagomål.docx
@@ -1136,7 +1136,7 @@
     <w:r>
       <w:tab/>
       <w:tab/>
-      <w:t>2026-07-13</w:t>
+      <w:t>2026-07-14</w:t>
       <w:br/>
       <w:br/>
     </w:r>

--- a/klagomål/A 63179-2025 FSC-klagomål.docx
+++ b/klagomål/A 63179-2025 FSC-klagomål.docx
@@ -1136,7 +1136,7 @@
     <w:r>
       <w:tab/>
       <w:tab/>
-      <w:t>2026-07-14</w:t>
+      <w:t>2026-07-15</w:t>
       <w:br/>
       <w:br/>
     </w:r>

--- a/klagomål/A 63179-2025 FSC-klagomål.docx
+++ b/klagomål/A 63179-2025 FSC-klagomål.docx
@@ -1136,7 +1136,7 @@
     <w:r>
       <w:tab/>
       <w:tab/>
-      <w:t>2026-07-15</w:t>
+      <w:t>2026-07-16</w:t>
       <w:br/>
       <w:br/>
     </w:r>

--- a/klagomål/A 63179-2025 FSC-klagomål.docx
+++ b/klagomål/A 63179-2025 FSC-klagomål.docx
@@ -1136,7 +1136,7 @@
     <w:r>
       <w:tab/>
       <w:tab/>
-      <w:t>2026-07-16</w:t>
+      <w:t>2026-07-17</w:t>
       <w:br/>
       <w:br/>
     </w:r>

--- a/klagomål/A 63179-2025 FSC-klagomål.docx
+++ b/klagomål/A 63179-2025 FSC-klagomål.docx
@@ -1136,7 +1136,7 @@
     <w:r>
       <w:tab/>
       <w:tab/>
-      <w:t>2026-07-17</w:t>
+      <w:t>2026-07-18</w:t>
       <w:br/>
       <w:br/>
     </w:r>

--- a/klagomål/A 63179-2025 FSC-klagomål.docx
+++ b/klagomål/A 63179-2025 FSC-klagomål.docx
@@ -1136,7 +1136,7 @@
     <w:r>
       <w:tab/>
       <w:tab/>
-      <w:t>2026-07-18</w:t>
+      <w:t>2026-07-19</w:t>
       <w:br/>
       <w:br/>
     </w:r>

--- a/klagomål/A 63179-2025 FSC-klagomål.docx
+++ b/klagomål/A 63179-2025 FSC-klagomål.docx
@@ -1136,7 +1136,7 @@
     <w:r>
       <w:tab/>
       <w:tab/>
-      <w:t>2026-07-19</w:t>
+      <w:t>2026-07-20</w:t>
       <w:br/>
       <w:br/>
     </w:r>

--- a/klagomål/A 63179-2025 FSC-klagomål.docx
+++ b/klagomål/A 63179-2025 FSC-klagomål.docx
@@ -1136,7 +1136,7 @@
     <w:r>
       <w:tab/>
       <w:tab/>
-      <w:t>2026-07-20</w:t>
+      <w:t>2026-07-21</w:t>
       <w:br/>
       <w:br/>
     </w:r>

--- a/klagomål/A 63179-2025 FSC-klagomål.docx
+++ b/klagomål/A 63179-2025 FSC-klagomål.docx
@@ -1136,7 +1136,7 @@
     <w:r>
       <w:tab/>
       <w:tab/>
-      <w:t>2026-07-21</w:t>
+      <w:t>2026-07-22</w:t>
       <w:br/>
       <w:br/>
     </w:r>

--- a/klagomål/A 63179-2025 FSC-klagomål.docx
+++ b/klagomål/A 63179-2025 FSC-klagomål.docx
@@ -1136,7 +1136,7 @@
     <w:r>
       <w:tab/>
       <w:tab/>
-      <w:t>2026-07-22</w:t>
+      <w:t>2026-07-23</w:t>
       <w:br/>
       <w:br/>
     </w:r>

--- a/klagomål/A 63179-2025 FSC-klagomål.docx
+++ b/klagomål/A 63179-2025 FSC-klagomål.docx
@@ -1136,7 +1136,7 @@
     <w:r>
       <w:tab/>
       <w:tab/>
-      <w:t>2026-07-23</w:t>
+      <w:t>2026-07-24</w:t>
       <w:br/>
       <w:br/>
     </w:r>

--- a/klagomål/A 63179-2025 FSC-klagomål.docx
+++ b/klagomål/A 63179-2025 FSC-klagomål.docx
@@ -1136,7 +1136,7 @@
     <w:r>
       <w:tab/>
       <w:tab/>
-      <w:t>2026-07-24</w:t>
+      <w:t>2026-07-25</w:t>
       <w:br/>
       <w:br/>
     </w:r>

--- a/klagomål/A 63179-2025 FSC-klagomål.docx
+++ b/klagomål/A 63179-2025 FSC-klagomål.docx
@@ -1136,7 +1136,7 @@
     <w:r>
       <w:tab/>
       <w:tab/>
-      <w:t>2026-07-25</w:t>
+      <w:t>2026-07-26</w:t>
       <w:br/>
       <w:br/>
     </w:r>

--- a/klagomål/A 63179-2025 FSC-klagomål.docx
+++ b/klagomål/A 63179-2025 FSC-klagomål.docx
@@ -1136,7 +1136,7 @@
     <w:r>
       <w:tab/>
       <w:tab/>
-      <w:t>2026-07-26</w:t>
+      <w:t>2026-07-27</w:t>
       <w:br/>
       <w:br/>
     </w:r>

--- a/klagomål/A 63179-2025 FSC-klagomål.docx
+++ b/klagomål/A 63179-2025 FSC-klagomål.docx
@@ -1136,7 +1136,7 @@
     <w:r>
       <w:tab/>
       <w:tab/>
-      <w:t>2026-07-27</w:t>
+      <w:t>2026-07-28</w:t>
       <w:br/>
       <w:br/>
     </w:r>

--- a/klagomål/A 63179-2025 FSC-klagomål.docx
+++ b/klagomål/A 63179-2025 FSC-klagomål.docx
@@ -1136,7 +1136,7 @@
     <w:r>
       <w:tab/>
       <w:tab/>
-      <w:t>2026-07-28</w:t>
+      <w:t>2026-07-29</w:t>
       <w:br/>
       <w:br/>
     </w:r>

--- a/klagomål/A 63179-2025 FSC-klagomål.docx
+++ b/klagomål/A 63179-2025 FSC-klagomål.docx
@@ -1136,7 +1136,7 @@
     <w:r>
       <w:tab/>
       <w:tab/>
-      <w:t>2026-07-29</w:t>
+      <w:t>2026-07-30</w:t>
       <w:br/>
       <w:br/>
     </w:r>

--- a/klagomål/A 63179-2025 FSC-klagomål.docx
+++ b/klagomål/A 63179-2025 FSC-klagomål.docx
@@ -1136,7 +1136,7 @@
     <w:r>
       <w:tab/>
       <w:tab/>
-      <w:t>2026-07-30</w:t>
+      <w:t>2026-07-31</w:t>
       <w:br/>
       <w:br/>
     </w:r>

--- a/klagomål/A 63179-2025 FSC-klagomål.docx
+++ b/klagomål/A 63179-2025 FSC-klagomål.docx
@@ -1136,7 +1136,7 @@
     <w:r>
       <w:tab/>
       <w:tab/>
-      <w:t>2026-07-31</w:t>
+      <w:t>2026-08-01</w:t>
       <w:br/>
       <w:br/>
     </w:r>

--- a/klagomål/A 63179-2025 FSC-klagomål.docx
+++ b/klagomål/A 63179-2025 FSC-klagomål.docx
@@ -1136,7 +1136,7 @@
     <w:r>
       <w:tab/>
       <w:tab/>
-      <w:t>2026-08-01</w:t>
+      <w:t>2026-08-02</w:t>
       <w:br/>
       <w:br/>
     </w:r>

--- a/klagomål/A 63179-2025 FSC-klagomål.docx
+++ b/klagomål/A 63179-2025 FSC-klagomål.docx
@@ -1136,7 +1136,7 @@
     <w:r>
       <w:tab/>
       <w:tab/>
-      <w:t>2026-08-02</w:t>
+      <w:t>2026-08-03</w:t>
       <w:br/>
       <w:br/>
     </w:r>

--- a/klagomål/A 63179-2025 FSC-klagomål.docx
+++ b/klagomål/A 63179-2025 FSC-klagomål.docx
@@ -1136,7 +1136,7 @@
     <w:r>
       <w:tab/>
       <w:tab/>
-      <w:t>2026-08-03</w:t>
+      <w:t>2026-08-05</w:t>
       <w:br/>
       <w:br/>
     </w:r>

--- a/klagomål/A 63179-2025 FSC-klagomål.docx
+++ b/klagomål/A 63179-2025 FSC-klagomål.docx
@@ -1136,7 +1136,7 @@
     <w:r>
       <w:tab/>
       <w:tab/>
-      <w:t>2026-08-05</w:t>
+      <w:t>2026-08-07</w:t>
       <w:br/>
       <w:br/>
     </w:r>

--- a/klagomål/A 63179-2025 FSC-klagomål.docx
+++ b/klagomål/A 63179-2025 FSC-klagomål.docx
@@ -1136,7 +1136,7 @@
     <w:r>
       <w:tab/>
       <w:tab/>
-      <w:t>2026-08-07</w:t>
+      <w:t>2026-08-08</w:t>
       <w:br/>
       <w:br/>
     </w:r>

--- a/klagomål/A 63179-2025 FSC-klagomål.docx
+++ b/klagomål/A 63179-2025 FSC-klagomål.docx
@@ -216,7 +216,7 @@
         <w:spacing w:after="240"/>
       </w:pPr>
       <w:r>
-        <w:t>Figur 1. Fyndplatser för naturvårdsarter i och inom 5 meter från avverkningsanmälan. Markörer utan svart kant är placerade på fyndplatsen. Markörer med svart kant är placerade vid sidan av fyndplatsen har ett svart streck som visar fyndplatsens exakta position. Kartans mittpunktskoordinat är N 7048126, E 417577 i SWEREF 99 TM.</w:t>
+        <w:t>Figur 1. Fyndplatser för naturvårdsarter i och inom 5 meter från avverkningsanmälan. Markörer utan svart kant är placerade på fyndplatsen. Markörer med svart kant är placerade vid sidan av fyndplatsen och har ett svart streck som visar fyndplatsens exakta position. Kartans mittpunktskoordinat är N 7048126, E 417577 i SWEREF 99 TM.</w:t>
       </w:r>
     </w:p>
     <w:p>
@@ -1136,7 +1136,7 @@
     <w:r>
       <w:tab/>
       <w:tab/>
-      <w:t>2026-08-14</w:t>
+      <w:t>2026-08-15</w:t>
       <w:br/>
       <w:br/>
     </w:r>

--- a/klagomål/A 63179-2025 FSC-klagomål.docx
+++ b/klagomål/A 63179-2025 FSC-klagomål.docx
@@ -1136,7 +1136,7 @@
     <w:r>
       <w:tab/>
       <w:tab/>
-      <w:t>2026-08-15</w:t>
+      <w:t>2026-08-16</w:t>
       <w:br/>
       <w:br/>
     </w:r>

--- a/klagomål/A 63179-2025 FSC-klagomål.docx
+++ b/klagomål/A 63179-2025 FSC-klagomål.docx
@@ -1136,7 +1136,7 @@
     <w:r>
       <w:tab/>
       <w:tab/>
-      <w:t>2026-08-16</w:t>
+      <w:t>2026-08-17</w:t>
       <w:br/>
       <w:br/>
     </w:r>

--- a/klagomål/A 63179-2025 FSC-klagomål.docx
+++ b/klagomål/A 63179-2025 FSC-klagomål.docx
@@ -1136,7 +1136,7 @@
     <w:r>
       <w:tab/>
       <w:tab/>
-      <w:t>2026-08-17</w:t>
+      <w:t>2026-08-18</w:t>
       <w:br/>
       <w:br/>
     </w:r>

--- a/klagomål/A 63179-2025 FSC-klagomål.docx
+++ b/klagomål/A 63179-2025 FSC-klagomål.docx
@@ -1136,7 +1136,7 @@
     <w:r>
       <w:tab/>
       <w:tab/>
-      <w:t>2026-08-18</w:t>
+      <w:t>2026-08-19</w:t>
       <w:br/>
       <w:br/>
     </w:r>

--- a/klagomål/A 63179-2025 FSC-klagomål.docx
+++ b/klagomål/A 63179-2025 FSC-klagomål.docx
@@ -1136,7 +1136,7 @@
     <w:r>
       <w:tab/>
       <w:tab/>
-      <w:t>2026-08-19</w:t>
+      <w:t>2026-08-20</w:t>
       <w:br/>
       <w:br/>
     </w:r>

--- a/klagomål/A 63179-2025 FSC-klagomål.docx
+++ b/klagomål/A 63179-2025 FSC-klagomål.docx
@@ -1136,7 +1136,7 @@
     <w:r>
       <w:tab/>
       <w:tab/>
-      <w:t>2026-08-20</w:t>
+      <w:t>2026-08-21</w:t>
       <w:br/>
       <w:br/>
     </w:r>

--- a/klagomål/A 63179-2025 FSC-klagomål.docx
+++ b/klagomål/A 63179-2025 FSC-klagomål.docx
@@ -1136,7 +1136,7 @@
     <w:r>
       <w:tab/>
       <w:tab/>
-      <w:t>2026-08-21</w:t>
+      <w:t>2026-08-22</w:t>
       <w:br/>
       <w:br/>
     </w:r>

--- a/klagomål/A 63179-2025 FSC-klagomål.docx
+++ b/klagomål/A 63179-2025 FSC-klagomål.docx
@@ -1136,7 +1136,7 @@
     <w:r>
       <w:tab/>
       <w:tab/>
-      <w:t>2026-08-22</w:t>
+      <w:t>2026-08-23</w:t>
       <w:br/>
       <w:br/>
     </w:r>

--- a/klagomål/A 63179-2025 FSC-klagomål.docx
+++ b/klagomål/A 63179-2025 FSC-klagomål.docx
@@ -1136,7 +1136,7 @@
     <w:r>
       <w:tab/>
       <w:tab/>
-      <w:t>2026-08-23</w:t>
+      <w:t>2026-08-24</w:t>
       <w:br/>
       <w:br/>
     </w:r>

--- a/klagomål/A 63179-2025 FSC-klagomål.docx
+++ b/klagomål/A 63179-2025 FSC-klagomål.docx
@@ -1136,7 +1136,7 @@
     <w:r>
       <w:tab/>
       <w:tab/>
-      <w:t>2026-08-24</w:t>
+      <w:t>2026-08-25</w:t>
       <w:br/>
       <w:br/>
     </w:r>

--- a/klagomål/A 63179-2025 FSC-klagomål.docx
+++ b/klagomål/A 63179-2025 FSC-klagomål.docx
@@ -1136,7 +1136,7 @@
     <w:r>
       <w:tab/>
       <w:tab/>
-      <w:t>2026-08-25</w:t>
+      <w:t>2026-08-26</w:t>
       <w:br/>
       <w:br/>
     </w:r>

--- a/klagomål/A 63179-2025 FSC-klagomål.docx
+++ b/klagomål/A 63179-2025 FSC-klagomål.docx
@@ -1136,7 +1136,7 @@
     <w:r>
       <w:tab/>
       <w:tab/>
-      <w:t>2026-08-26</w:t>
+      <w:t>2026-08-27</w:t>
       <w:br/>
       <w:br/>
     </w:r>

--- a/klagomål/A 63179-2025 FSC-klagomål.docx
+++ b/klagomål/A 63179-2025 FSC-klagomål.docx
@@ -1136,7 +1136,7 @@
     <w:r>
       <w:tab/>
       <w:tab/>
-      <w:t>2026-08-27</w:t>
+      <w:t>2026-08-28</w:t>
       <w:br/>
       <w:br/>
     </w:r>

--- a/klagomål/A 63179-2025 FSC-klagomål.docx
+++ b/klagomål/A 63179-2025 FSC-klagomål.docx
@@ -1136,7 +1136,7 @@
     <w:r>
       <w:tab/>
       <w:tab/>
-      <w:t>2026-08-28</w:t>
+      <w:t>2026-08-29</w:t>
       <w:br/>
       <w:br/>
     </w:r>

--- a/klagomål/A 63179-2025 FSC-klagomål.docx
+++ b/klagomål/A 63179-2025 FSC-klagomål.docx
@@ -1136,7 +1136,7 @@
     <w:r>
       <w:tab/>
       <w:tab/>
-      <w:t>2026-08-29</w:t>
+      <w:t>2026-08-31</w:t>
       <w:br/>
       <w:br/>
     </w:r>

--- a/klagomål/A 63179-2025 FSC-klagomål.docx
+++ b/klagomål/A 63179-2025 FSC-klagomål.docx
@@ -1136,7 +1136,7 @@
     <w:r>
       <w:tab/>
       <w:tab/>
-      <w:t>2026-08-31</w:t>
+      <w:t>2026-09-01</w:t>
       <w:br/>
       <w:br/>
     </w:r>

--- a/klagomål/A 63179-2025 FSC-klagomål.docx
+++ b/klagomål/A 63179-2025 FSC-klagomål.docx
@@ -1136,7 +1136,7 @@
     <w:r>
       <w:tab/>
       <w:tab/>
-      <w:t>2026-09-01</w:t>
+      <w:t>2026-09-02</w:t>
       <w:br/>
       <w:br/>
     </w:r>

--- a/klagomål/A 63179-2025 FSC-klagomål.docx
+++ b/klagomål/A 63179-2025 FSC-klagomål.docx
@@ -1136,7 +1136,7 @@
     <w:r>
       <w:tab/>
       <w:tab/>
-      <w:t>2026-09-02</w:t>
+      <w:t>2026-09-03</w:t>
       <w:br/>
       <w:br/>
     </w:r>

--- a/klagomål/A 63179-2025 FSC-klagomål.docx
+++ b/klagomål/A 63179-2025 FSC-klagomål.docx
@@ -1136,7 +1136,7 @@
     <w:r>
       <w:tab/>
       <w:tab/>
-      <w:t>2026-09-03</w:t>
+      <w:t>2026-09-04</w:t>
       <w:br/>
       <w:br/>
     </w:r>

--- a/klagomål/A 63179-2025 FSC-klagomål.docx
+++ b/klagomål/A 63179-2025 FSC-klagomål.docx
@@ -1136,7 +1136,7 @@
     <w:r>
       <w:tab/>
       <w:tab/>
-      <w:t>2026-09-04</w:t>
+      <w:t>2026-09-05</w:t>
       <w:br/>
       <w:br/>
     </w:r>

--- a/klagomål/A 63179-2025 FSC-klagomål.docx
+++ b/klagomål/A 63179-2025 FSC-klagomål.docx
@@ -1136,7 +1136,7 @@
     <w:r>
       <w:tab/>
       <w:tab/>
-      <w:t>2026-09-05</w:t>
+      <w:t>2026-09-06</w:t>
       <w:br/>
       <w:br/>
     </w:r>

--- a/klagomål/A 63179-2025 FSC-klagomål.docx
+++ b/klagomål/A 63179-2025 FSC-klagomål.docx
@@ -1136,7 +1136,7 @@
     <w:r>
       <w:tab/>
       <w:tab/>
-      <w:t>2026-09-06</w:t>
+      <w:t>2026-09-07</w:t>
       <w:br/>
       <w:br/>
     </w:r>

--- a/klagomål/A 63179-2025 FSC-klagomål.docx
+++ b/klagomål/A 63179-2025 FSC-klagomål.docx
@@ -1136,7 +1136,7 @@
     <w:r>
       <w:tab/>
       <w:tab/>
-      <w:t>2026-09-07</w:t>
+      <w:t>2026-09-08</w:t>
       <w:br/>
       <w:br/>
     </w:r>

--- a/klagomål/A 63179-2025 FSC-klagomål.docx
+++ b/klagomål/A 63179-2025 FSC-klagomål.docx
@@ -1136,7 +1136,7 @@
     <w:r>
       <w:tab/>
       <w:tab/>
-      <w:t>2026-09-08</w:t>
+      <w:t>2026-09-09</w:t>
       <w:br/>
       <w:br/>
     </w:r>

--- a/klagomål/A 63179-2025 FSC-klagomål.docx
+++ b/klagomål/A 63179-2025 FSC-klagomål.docx
@@ -1136,7 +1136,7 @@
     <w:r>
       <w:tab/>
       <w:tab/>
-      <w:t>2026-09-09</w:t>
+      <w:t>2026-09-10</w:t>
       <w:br/>
       <w:br/>
     </w:r>

--- a/klagomål/A 63179-2025 FSC-klagomål.docx
+++ b/klagomål/A 63179-2025 FSC-klagomål.docx
@@ -1136,7 +1136,7 @@
     <w:r>
       <w:tab/>
       <w:tab/>
-      <w:t>2026-09-10</w:t>
+      <w:t>2026-09-11</w:t>
       <w:br/>
       <w:br/>
     </w:r>

--- a/klagomål/A 63179-2025 FSC-klagomål.docx
+++ b/klagomål/A 63179-2025 FSC-klagomål.docx
@@ -1136,7 +1136,7 @@
     <w:r>
       <w:tab/>
       <w:tab/>
-      <w:t>2026-09-11</w:t>
+      <w:t>2026-09-12</w:t>
       <w:br/>
       <w:br/>
     </w:r>

--- a/klagomål/A 63179-2025 FSC-klagomål.docx
+++ b/klagomål/A 63179-2025 FSC-klagomål.docx
@@ -1136,7 +1136,7 @@
     <w:r>
       <w:tab/>
       <w:tab/>
-      <w:t>2026-09-12</w:t>
+      <w:t>2026-09-13</w:t>
       <w:br/>
       <w:br/>
     </w:r>
